--- a/docs/Conceitos para o Site.docx
+++ b/docs/Conceitos para o Site.docx
@@ -1,11 +1,13 @@
 
 <file path=word/document.xml><?xml version="1.0" encoding="utf-8"?>
-<w:document xmlns:wpc="http://schemas.microsoft.com/office/word/2010/wordprocessingCanvas" xmlns:cx="http://schemas.microsoft.com/office/drawing/2014/chartex" xmlns:cx1="http://schemas.microsoft.com/office/drawing/2015/9/8/chartex" xmlns:cx2="http://schemas.microsoft.com/office/drawing/2015/10/21/chartex" xmlns:cx3="http://schemas.microsoft.com/office/drawing/2016/5/9/chartex" xmlns:cx4="http://schemas.microsoft.com/office/drawing/2016/5/10/chartex" xmlns:cx5="http://schemas.microsoft.com/office/drawing/2016/5/11/chartex" xmlns:cx6="http://schemas.microsoft.com/office/drawing/2016/5/12/chartex" xmlns:cx7="http://schemas.microsoft.com/office/drawing/2016/5/13/chartex" xmlns:cx8="http://schemas.microsoft.com/office/drawing/2016/5/14/chartex" xmlns:mc="http://schemas.openxmlformats.org/markup-compatibility/2006" xmlns:aink="http://schemas.microsoft.com/office/drawing/2016/ink" xmlns:am3d="http://schemas.microsoft.com/office/drawing/2017/model3d" xmlns:o="urn:schemas-microsoft-com:office:office" xmlns:oel="http://schemas.microsoft.com/office/2019/extlst" xmlns:r="http://schemas.openxmlformats.org/officeDocument/2006/relationships" xmlns:m="http://schemas.openxmlformats.org/officeDocument/2006/math" xmlns:v="urn:schemas-microsoft-com:vml" xmlns:wp14="http://schemas.microsoft.com/office/word/2010/wordprocessingDrawing" xmlns:wp="http://schemas.openxmlformats.org/drawingml/2006/wordprocessingDrawing" xmlns:w10="urn:schemas-microsoft-com:office:word" xmlns:w="http://schemas.openxmlformats.org/wordprocessingml/2006/main" xmlns:w14="http://schemas.microsoft.com/office/word/2010/wordml" xmlns:w15="http://schemas.microsoft.com/office/word/2012/wordml" xmlns:w16cex="http://schemas.microsoft.com/office/word/2018/wordml/cex" xmlns:w16cid="http://schemas.microsoft.com/office/word/2016/wordml/cid" xmlns:w16="http://schemas.microsoft.com/office/word/2018/wordml" xmlns:w16sdtdh="http://schemas.microsoft.com/office/word/2020/wordml/sdtdatahash" xmlns:w16se="http://schemas.microsoft.com/office/word/2015/wordml/symex" xmlns:wpg="http://schemas.microsoft.com/office/word/2010/wordprocessingGroup" xmlns:wpi="http://schemas.microsoft.com/office/word/2010/wordprocessingInk" xmlns:wne="http://schemas.microsoft.com/office/word/2006/wordml" xmlns:wps="http://schemas.microsoft.com/office/word/2010/wordprocessingShape" mc:Ignorable="w14 w15 w16se w16cid w16 w16cex w16sdtdh wp14">
+<w:document xmlns:wpc="http://schemas.microsoft.com/office/word/2010/wordprocessingCanvas" xmlns:cx="http://schemas.microsoft.com/office/drawing/2014/chartex" xmlns:cx1="http://schemas.microsoft.com/office/drawing/2015/9/8/chartex" xmlns:cx2="http://schemas.microsoft.com/office/drawing/2015/10/21/chartex" xmlns:cx3="http://schemas.microsoft.com/office/drawing/2016/5/9/chartex" xmlns:cx4="http://schemas.microsoft.com/office/drawing/2016/5/10/chartex" xmlns:cx5="http://schemas.microsoft.com/office/drawing/2016/5/11/chartex" xmlns:cx6="http://schemas.microsoft.com/office/drawing/2016/5/12/chartex" xmlns:cx7="http://schemas.microsoft.com/office/drawing/2016/5/13/chartex" xmlns:cx8="http://schemas.microsoft.com/office/drawing/2016/5/14/chartex" xmlns:mc="http://schemas.openxmlformats.org/markup-compatibility/2006" xmlns:aink="http://schemas.microsoft.com/office/drawing/2016/ink" xmlns:am3d="http://schemas.microsoft.com/office/drawing/2017/model3d" xmlns:o="urn:schemas-microsoft-com:office:office" xmlns:oel="http://schemas.microsoft.com/office/2019/extlst" xmlns:r="http://schemas.openxmlformats.org/officeDocument/2006/relationships" xmlns:m="http://schemas.openxmlformats.org/officeDocument/2006/math" xmlns:v="urn:schemas-microsoft-com:vml" xmlns:wp14="http://schemas.microsoft.com/office/word/2010/wordprocessingDrawing" xmlns:wp="http://schemas.openxmlformats.org/drawingml/2006/wordprocessingDrawing" xmlns:w10="urn:schemas-microsoft-com:office:word" xmlns:w="http://schemas.openxmlformats.org/wordprocessingml/2006/main" xmlns:w14="http://schemas.microsoft.com/office/word/2010/wordml" xmlns:w15="http://schemas.microsoft.com/office/word/2012/wordml" xmlns:w16cex="http://schemas.microsoft.com/office/word/2018/wordml/cex" xmlns:w16cid="http://schemas.microsoft.com/office/word/2016/wordml/cid" xmlns:w16="http://schemas.microsoft.com/office/word/2018/wordml" xmlns:w16du="http://schemas.microsoft.com/office/word/2023/wordml/word16du" xmlns:w16sdtdh="http://schemas.microsoft.com/office/word/2020/wordml/sdtdatahash" xmlns:w16sdtfl="http://schemas.microsoft.com/office/word/2024/wordml/sdtformatlock" xmlns:w16se="http://schemas.microsoft.com/office/word/2015/wordml/symex" xmlns:wpg="http://schemas.microsoft.com/office/word/2010/wordprocessingGroup" xmlns:wpi="http://schemas.microsoft.com/office/word/2010/wordprocessingInk" xmlns:wne="http://schemas.microsoft.com/office/word/2006/wordml" xmlns:wps="http://schemas.microsoft.com/office/word/2010/wordprocessingShape" mc:Ignorable="w14 w15 w16se w16cid w16 w16cex w16sdtdh w16sdtfl w16du wp14">
   <w:body>
     <w:p>
       <w:pPr>
+        <w:spacing w:after="0" w:line="240" w:lineRule="auto"/>
         <w:jc w:val="center"/>
         <w:rPr>
+          <w:rFonts w:ascii="Arial" w:hAnsi="Arial" w:cs="Arial"/>
           <w:b/>
           <w:bCs/>
           <w:sz w:val="32"/>
@@ -14,6 +16,7 @@
       </w:pPr>
       <w:r>
         <w:rPr>
+          <w:rFonts w:ascii="Arial" w:hAnsi="Arial" w:cs="Arial"/>
           <w:b/>
           <w:bCs/>
           <w:sz w:val="32"/>
@@ -22,21 +25,69 @@
         <w:t>Conceitos para o Site – Matéria Integração de Sensores e Dispositivos de Automação</w:t>
       </w:r>
     </w:p>
-    <w:p/>
-    <w:p>
-      <w:pPr>
-        <w:rPr>
-          <w:b/>
-          <w:bCs/>
-        </w:rPr>
-      </w:pPr>
-      <w:r>
-        <w:rPr>
+    <w:p>
+      <w:pPr>
+        <w:spacing w:after="0" w:line="240" w:lineRule="auto"/>
+        <w:jc w:val="center"/>
+        <w:rPr>
+          <w:rFonts w:ascii="Arial" w:hAnsi="Arial" w:cs="Arial"/>
+          <w:b/>
+          <w:bCs/>
+          <w:sz w:val="32"/>
+          <w:szCs w:val="32"/>
+        </w:rPr>
+      </w:pPr>
+    </w:p>
+    <w:p>
+      <w:pPr>
+        <w:pBdr>
+          <w:bottom w:val="single" w:sz="6" w:space="1" w:color="auto"/>
+        </w:pBdr>
+        <w:spacing w:after="0" w:line="240" w:lineRule="auto"/>
+        <w:jc w:val="both"/>
+        <w:rPr>
+          <w:rFonts w:ascii="Arial" w:hAnsi="Arial" w:cs="Arial"/>
+        </w:rPr>
+      </w:pPr>
+    </w:p>
+    <w:p>
+      <w:pPr>
+        <w:spacing w:after="0" w:line="240" w:lineRule="auto"/>
+        <w:jc w:val="both"/>
+        <w:rPr>
+          <w:rFonts w:ascii="Arial" w:hAnsi="Arial" w:cs="Arial"/>
+        </w:rPr>
+      </w:pPr>
+    </w:p>
+    <w:p>
+      <w:pPr>
+        <w:spacing w:after="0" w:line="240" w:lineRule="auto"/>
+        <w:jc w:val="both"/>
+        <w:rPr>
+          <w:rFonts w:ascii="Arial" w:hAnsi="Arial" w:cs="Arial"/>
+          <w:b/>
+          <w:bCs/>
+        </w:rPr>
+      </w:pPr>
+      <w:r>
+        <w:rPr>
+          <w:rFonts w:ascii="Arial" w:hAnsi="Arial" w:cs="Arial"/>
           <w:b/>
           <w:bCs/>
         </w:rPr>
         <w:t>1. Multímetro</w:t>
       </w:r>
+    </w:p>
+    <w:p>
+      <w:pPr>
+        <w:spacing w:after="0" w:line="240" w:lineRule="auto"/>
+        <w:jc w:val="both"/>
+        <w:rPr>
+          <w:rFonts w:ascii="Arial" w:hAnsi="Arial" w:cs="Arial"/>
+          <w:b/>
+          <w:bCs/>
+        </w:rPr>
+      </w:pPr>
     </w:p>
     <w:p>
       <w:pPr>
@@ -44,17 +95,35 @@
           <w:ilvl w:val="0"/>
           <w:numId w:val="1"/>
         </w:numPr>
-      </w:pPr>
-      <w:r>
-        <w:rPr>
+        <w:spacing w:after="0" w:line="240" w:lineRule="auto"/>
+        <w:jc w:val="both"/>
+        <w:rPr>
+          <w:rFonts w:ascii="Arial" w:hAnsi="Arial" w:cs="Arial"/>
+        </w:rPr>
+      </w:pPr>
+      <w:r>
+        <w:rPr>
+          <w:rFonts w:ascii="Arial" w:hAnsi="Arial" w:cs="Arial"/>
           <w:b/>
           <w:bCs/>
         </w:rPr>
         <w:t>Conceito:</w:t>
       </w:r>
       <w:r>
+        <w:rPr>
+          <w:rFonts w:ascii="Arial" w:hAnsi="Arial" w:cs="Arial"/>
+        </w:rPr>
         <w:t xml:space="preserve"> É o instrumento de medição multiuso do eletricista. Ele condensa em um único aparelho a capacidade de avaliar diversas grandezas elétricas, como tensão (Volts), corrente (Amperes), resistência (Ohms), além de testar continuidade e diodos.</w:t>
       </w:r>
+    </w:p>
+    <w:p>
+      <w:pPr>
+        <w:spacing w:after="0" w:line="240" w:lineRule="auto"/>
+        <w:jc w:val="both"/>
+        <w:rPr>
+          <w:rFonts w:ascii="Arial" w:hAnsi="Arial" w:cs="Arial"/>
+        </w:rPr>
+      </w:pPr>
     </w:p>
     <w:p>
       <w:pPr>
@@ -62,17 +131,36 @@
           <w:ilvl w:val="0"/>
           <w:numId w:val="1"/>
         </w:numPr>
-      </w:pPr>
-      <w:r>
-        <w:rPr>
+        <w:spacing w:after="0" w:line="240" w:lineRule="auto"/>
+        <w:jc w:val="both"/>
+        <w:rPr>
+          <w:rFonts w:ascii="Arial" w:hAnsi="Arial" w:cs="Arial"/>
+        </w:rPr>
+      </w:pPr>
+      <w:r>
+        <w:rPr>
+          <w:rFonts w:ascii="Arial" w:hAnsi="Arial" w:cs="Arial"/>
           <w:b/>
           <w:bCs/>
         </w:rPr>
         <w:t>Aplicações:</w:t>
       </w:r>
       <w:r>
-        <w:t xml:space="preserve"> Diagnóstico de falhas e testes em circuitos eletrônicos.</w:t>
-      </w:r>
+        <w:rPr>
+          <w:rFonts w:ascii="Arial" w:hAnsi="Arial" w:cs="Arial"/>
+        </w:rPr>
+        <w:t xml:space="preserve"> </w:t>
+      </w:r>
+    </w:p>
+    <w:p>
+      <w:pPr>
+        <w:spacing w:after="0" w:line="240" w:lineRule="auto"/>
+        <w:ind w:left="720"/>
+        <w:jc w:val="both"/>
+        <w:rPr>
+          <w:rFonts w:ascii="Arial" w:hAnsi="Arial" w:cs="Arial"/>
+        </w:rPr>
+      </w:pPr>
     </w:p>
     <w:p>
       <w:pPr>
@@ -80,10 +168,28 @@
           <w:ilvl w:val="1"/>
           <w:numId w:val="1"/>
         </w:numPr>
-      </w:pPr>
-      <w:r>
-        <w:t>Medição de tomadas, baterias e barramentos.</w:t>
-      </w:r>
+        <w:spacing w:after="0" w:line="240" w:lineRule="auto"/>
+        <w:jc w:val="both"/>
+        <w:rPr>
+          <w:rFonts w:ascii="Arial" w:hAnsi="Arial" w:cs="Arial"/>
+        </w:rPr>
+      </w:pPr>
+      <w:r>
+        <w:rPr>
+          <w:rFonts w:ascii="Arial" w:hAnsi="Arial" w:cs="Arial"/>
+        </w:rPr>
+        <w:t>Diagnóstico de falhas e testes em circuitos eletrônicos.</w:t>
+      </w:r>
+    </w:p>
+    <w:p>
+      <w:pPr>
+        <w:spacing w:after="0" w:line="240" w:lineRule="auto"/>
+        <w:ind w:left="1440"/>
+        <w:jc w:val="both"/>
+        <w:rPr>
+          <w:rFonts w:ascii="Arial" w:hAnsi="Arial" w:cs="Arial"/>
+        </w:rPr>
+      </w:pPr>
     </w:p>
     <w:p>
       <w:pPr>
@@ -91,25 +197,97 @@
           <w:ilvl w:val="1"/>
           <w:numId w:val="1"/>
         </w:numPr>
-      </w:pPr>
-      <w:r>
+        <w:spacing w:after="0" w:line="240" w:lineRule="auto"/>
+        <w:jc w:val="both"/>
+        <w:rPr>
+          <w:rFonts w:ascii="Arial" w:hAnsi="Arial" w:cs="Arial"/>
+        </w:rPr>
+      </w:pPr>
+      <w:r>
+        <w:rPr>
+          <w:rFonts w:ascii="Arial" w:hAnsi="Arial" w:cs="Arial"/>
+        </w:rPr>
+        <w:t>Medição de tomadas, baterias e barramentos.</w:t>
+      </w:r>
+    </w:p>
+    <w:p>
+      <w:pPr>
+        <w:spacing w:after="0" w:line="240" w:lineRule="auto"/>
+        <w:jc w:val="both"/>
+        <w:rPr>
+          <w:rFonts w:ascii="Arial" w:hAnsi="Arial" w:cs="Arial"/>
+        </w:rPr>
+      </w:pPr>
+    </w:p>
+    <w:p>
+      <w:pPr>
+        <w:numPr>
+          <w:ilvl w:val="1"/>
+          <w:numId w:val="1"/>
+        </w:numPr>
+        <w:spacing w:after="0" w:line="240" w:lineRule="auto"/>
+        <w:jc w:val="both"/>
+        <w:rPr>
+          <w:rFonts w:ascii="Arial" w:hAnsi="Arial" w:cs="Arial"/>
+        </w:rPr>
+      </w:pPr>
+      <w:r>
+        <w:rPr>
+          <w:rFonts w:ascii="Arial" w:hAnsi="Arial" w:cs="Arial"/>
+        </w:rPr>
         <w:t>Verificação de fios rompidos (teste de continuidade).</w:t>
       </w:r>
     </w:p>
     <w:p>
       <w:pPr>
-        <w:rPr>
-          <w:b/>
-          <w:bCs/>
-        </w:rPr>
-      </w:pPr>
-      <w:r>
-        <w:rPr>
+        <w:pBdr>
+          <w:bottom w:val="single" w:sz="6" w:space="1" w:color="auto"/>
+        </w:pBdr>
+        <w:spacing w:after="0" w:line="240" w:lineRule="auto"/>
+        <w:jc w:val="both"/>
+        <w:rPr>
+          <w:rFonts w:ascii="Arial" w:hAnsi="Arial" w:cs="Arial"/>
+        </w:rPr>
+      </w:pPr>
+    </w:p>
+    <w:p>
+      <w:pPr>
+        <w:spacing w:after="0" w:line="240" w:lineRule="auto"/>
+        <w:jc w:val="both"/>
+        <w:rPr>
+          <w:rFonts w:ascii="Arial" w:hAnsi="Arial" w:cs="Arial"/>
+        </w:rPr>
+      </w:pPr>
+    </w:p>
+    <w:p>
+      <w:pPr>
+        <w:spacing w:after="0" w:line="240" w:lineRule="auto"/>
+        <w:jc w:val="both"/>
+        <w:rPr>
+          <w:rFonts w:ascii="Arial" w:hAnsi="Arial" w:cs="Arial"/>
+          <w:b/>
+          <w:bCs/>
+        </w:rPr>
+      </w:pPr>
+      <w:r>
+        <w:rPr>
+          <w:rFonts w:ascii="Arial" w:hAnsi="Arial" w:cs="Arial"/>
           <w:b/>
           <w:bCs/>
         </w:rPr>
         <w:t>2. Disjuntor</w:t>
       </w:r>
+    </w:p>
+    <w:p>
+      <w:pPr>
+        <w:spacing w:after="0" w:line="240" w:lineRule="auto"/>
+        <w:jc w:val="both"/>
+        <w:rPr>
+          <w:rFonts w:ascii="Arial" w:hAnsi="Arial" w:cs="Arial"/>
+          <w:b/>
+          <w:bCs/>
+        </w:rPr>
+      </w:pPr>
     </w:p>
     <w:p>
       <w:pPr>
@@ -117,37 +295,63 @@
           <w:ilvl w:val="0"/>
           <w:numId w:val="2"/>
         </w:numPr>
-      </w:pPr>
-      <w:r>
-        <w:rPr>
+        <w:spacing w:after="0" w:line="240" w:lineRule="auto"/>
+        <w:jc w:val="both"/>
+        <w:rPr>
+          <w:rFonts w:ascii="Arial" w:hAnsi="Arial" w:cs="Arial"/>
+        </w:rPr>
+      </w:pPr>
+      <w:r>
+        <w:rPr>
+          <w:rFonts w:ascii="Arial" w:hAnsi="Arial" w:cs="Arial"/>
           <w:b/>
           <w:bCs/>
         </w:rPr>
         <w:t>Conceito:</w:t>
       </w:r>
       <w:r>
+        <w:rPr>
+          <w:rFonts w:ascii="Arial" w:hAnsi="Arial" w:cs="Arial"/>
+        </w:rPr>
         <w:t xml:space="preserve"> É um dispositivo de proteção termomagnético mecânico. Sua função é monitorar a corrente do circuito e desarmar automaticamente caso detecte uma </w:t>
       </w:r>
       <w:r>
         <w:rPr>
+          <w:rFonts w:ascii="Arial" w:hAnsi="Arial" w:cs="Arial"/>
           <w:b/>
           <w:bCs/>
         </w:rPr>
         <w:t>sobrecarga</w:t>
       </w:r>
       <w:r>
+        <w:rPr>
+          <w:rFonts w:ascii="Arial" w:hAnsi="Arial" w:cs="Arial"/>
+        </w:rPr>
         <w:t xml:space="preserve"> (excesso de aparelhos ligados por muito tempo) ou um </w:t>
       </w:r>
       <w:r>
         <w:rPr>
+          <w:rFonts w:ascii="Arial" w:hAnsi="Arial" w:cs="Arial"/>
           <w:b/>
           <w:bCs/>
         </w:rPr>
         <w:t>curto-circuito</w:t>
       </w:r>
       <w:r>
+        <w:rPr>
+          <w:rFonts w:ascii="Arial" w:hAnsi="Arial" w:cs="Arial"/>
+        </w:rPr>
         <w:t xml:space="preserve"> (um pico extremo e perigoso de corrente).</w:t>
       </w:r>
+    </w:p>
+    <w:p>
+      <w:pPr>
+        <w:spacing w:after="0" w:line="240" w:lineRule="auto"/>
+        <w:jc w:val="both"/>
+        <w:rPr>
+          <w:rFonts w:ascii="Arial" w:hAnsi="Arial" w:cs="Arial"/>
+        </w:rPr>
+      </w:pPr>
     </w:p>
     <w:p>
       <w:pPr>
@@ -155,14 +359,29 @@
           <w:ilvl w:val="0"/>
           <w:numId w:val="2"/>
         </w:numPr>
-      </w:pPr>
-      <w:r>
-        <w:rPr>
+        <w:spacing w:after="0" w:line="240" w:lineRule="auto"/>
+        <w:jc w:val="both"/>
+        <w:rPr>
+          <w:rFonts w:ascii="Arial" w:hAnsi="Arial" w:cs="Arial"/>
+        </w:rPr>
+      </w:pPr>
+      <w:r>
+        <w:rPr>
+          <w:rFonts w:ascii="Arial" w:hAnsi="Arial" w:cs="Arial"/>
           <w:b/>
           <w:bCs/>
         </w:rPr>
         <w:t>Aplicações:</w:t>
       </w:r>
+    </w:p>
+    <w:p>
+      <w:pPr>
+        <w:spacing w:after="0" w:line="240" w:lineRule="auto"/>
+        <w:jc w:val="both"/>
+        <w:rPr>
+          <w:rFonts w:ascii="Arial" w:hAnsi="Arial" w:cs="Arial"/>
+        </w:rPr>
+      </w:pPr>
     </w:p>
     <w:p>
       <w:pPr>
@@ -170,10 +389,27 @@
           <w:ilvl w:val="1"/>
           <w:numId w:val="2"/>
         </w:numPr>
-      </w:pPr>
-      <w:r>
+        <w:spacing w:after="0" w:line="240" w:lineRule="auto"/>
+        <w:jc w:val="both"/>
+        <w:rPr>
+          <w:rFonts w:ascii="Arial" w:hAnsi="Arial" w:cs="Arial"/>
+        </w:rPr>
+      </w:pPr>
+      <w:r>
+        <w:rPr>
+          <w:rFonts w:ascii="Arial" w:hAnsi="Arial" w:cs="Arial"/>
+        </w:rPr>
         <w:t>Proteção de cabos e fiações contra superaquecimento e incêndios.</w:t>
       </w:r>
+    </w:p>
+    <w:p>
+      <w:pPr>
+        <w:spacing w:after="0" w:line="240" w:lineRule="auto"/>
+        <w:jc w:val="both"/>
+        <w:rPr>
+          <w:rFonts w:ascii="Arial" w:hAnsi="Arial" w:cs="Arial"/>
+        </w:rPr>
+      </w:pPr>
     </w:p>
     <w:p>
       <w:pPr>
@@ -181,25 +417,69 @@
           <w:ilvl w:val="1"/>
           <w:numId w:val="2"/>
         </w:numPr>
-      </w:pPr>
-      <w:r>
+        <w:spacing w:after="0" w:line="240" w:lineRule="auto"/>
+        <w:jc w:val="both"/>
+        <w:rPr>
+          <w:rFonts w:ascii="Arial" w:hAnsi="Arial" w:cs="Arial"/>
+        </w:rPr>
+      </w:pPr>
+      <w:r>
+        <w:rPr>
+          <w:rFonts w:ascii="Arial" w:hAnsi="Arial" w:cs="Arial"/>
+        </w:rPr>
         <w:t>Quadros de distribuição residenciais, comerciais e industriais.</w:t>
       </w:r>
     </w:p>
     <w:p>
       <w:pPr>
-        <w:rPr>
-          <w:b/>
-          <w:bCs/>
-        </w:rPr>
-      </w:pPr>
-      <w:r>
-        <w:rPr>
+        <w:pBdr>
+          <w:bottom w:val="single" w:sz="6" w:space="1" w:color="auto"/>
+        </w:pBdr>
+        <w:spacing w:after="0" w:line="240" w:lineRule="auto"/>
+        <w:jc w:val="both"/>
+        <w:rPr>
+          <w:rFonts w:ascii="Arial" w:hAnsi="Arial" w:cs="Arial"/>
+        </w:rPr>
+      </w:pPr>
+    </w:p>
+    <w:p>
+      <w:pPr>
+        <w:spacing w:after="0" w:line="240" w:lineRule="auto"/>
+        <w:jc w:val="both"/>
+        <w:rPr>
+          <w:rFonts w:ascii="Arial" w:hAnsi="Arial" w:cs="Arial"/>
+        </w:rPr>
+      </w:pPr>
+    </w:p>
+    <w:p>
+      <w:pPr>
+        <w:spacing w:after="0" w:line="240" w:lineRule="auto"/>
+        <w:jc w:val="both"/>
+        <w:rPr>
+          <w:rFonts w:ascii="Arial" w:hAnsi="Arial" w:cs="Arial"/>
+          <w:b/>
+          <w:bCs/>
+        </w:rPr>
+      </w:pPr>
+      <w:r>
+        <w:rPr>
+          <w:rFonts w:ascii="Arial" w:hAnsi="Arial" w:cs="Arial"/>
           <w:b/>
           <w:bCs/>
         </w:rPr>
         <w:t>3. Disjuntor Motor</w:t>
       </w:r>
+    </w:p>
+    <w:p>
+      <w:pPr>
+        <w:spacing w:after="0" w:line="240" w:lineRule="auto"/>
+        <w:jc w:val="both"/>
+        <w:rPr>
+          <w:rFonts w:ascii="Arial" w:hAnsi="Arial" w:cs="Arial"/>
+          <w:b/>
+          <w:bCs/>
+        </w:rPr>
+      </w:pPr>
     </w:p>
     <w:p>
       <w:pPr>
@@ -207,27 +487,133 @@
           <w:ilvl w:val="0"/>
           <w:numId w:val="3"/>
         </w:numPr>
-      </w:pPr>
-      <w:r>
-        <w:rPr>
+        <w:spacing w:after="0" w:line="240" w:lineRule="auto"/>
+        <w:jc w:val="both"/>
+        <w:rPr>
+          <w:rFonts w:ascii="Arial" w:hAnsi="Arial" w:cs="Arial"/>
+        </w:rPr>
+      </w:pPr>
+      <w:r>
+        <w:rPr>
+          <w:rFonts w:ascii="Arial" w:hAnsi="Arial" w:cs="Arial"/>
           <w:b/>
           <w:bCs/>
         </w:rPr>
         <w:t>Conceito:</w:t>
       </w:r>
       <w:r>
-        <w:t xml:space="preserve"> Uma evolução do disjuntor comum, projetada especificamente para motores elétricos. Além de proteger contra curto-circuito e sobrecarga, ele possui uma sensibilidade extra para detectar a </w:t>
-      </w:r>
-      <w:r>
-        <w:rPr>
+        <w:rPr>
+          <w:rFonts w:ascii="Arial" w:hAnsi="Arial" w:cs="Arial"/>
+        </w:rPr>
+        <w:t xml:space="preserve"> Uma evolução do disjuntor comum, projetad</w:t>
+      </w:r>
+      <w:r>
+        <w:rPr>
+          <w:rFonts w:ascii="Arial" w:hAnsi="Arial" w:cs="Arial"/>
+        </w:rPr>
+        <w:t>o</w:t>
+      </w:r>
+      <w:r>
+        <w:rPr>
+          <w:rFonts w:ascii="Arial" w:hAnsi="Arial" w:cs="Arial"/>
+        </w:rPr>
+        <w:t xml:space="preserve"> especificamente para</w:t>
+      </w:r>
+      <w:r>
+        <w:rPr>
+          <w:rFonts w:ascii="Arial" w:hAnsi="Arial" w:cs="Arial"/>
+        </w:rPr>
+        <w:t xml:space="preserve"> a </w:t>
+      </w:r>
+      <w:r>
+        <w:rPr>
+          <w:rFonts w:ascii="Arial" w:hAnsi="Arial" w:cs="Arial"/>
+        </w:rPr>
+        <w:t>proteção e manobra</w:t>
+      </w:r>
+      <w:r>
+        <w:rPr>
+          <w:rFonts w:ascii="Arial" w:hAnsi="Arial" w:cs="Arial"/>
+        </w:rPr>
+        <w:t xml:space="preserve"> de</w:t>
+      </w:r>
+      <w:r>
+        <w:rPr>
+          <w:rFonts w:ascii="Arial" w:hAnsi="Arial" w:cs="Arial"/>
+        </w:rPr>
+        <w:t xml:space="preserve"> motores elétricos</w:t>
+      </w:r>
+      <w:r>
+        <w:rPr>
+          <w:rFonts w:ascii="Arial" w:hAnsi="Arial" w:cs="Arial"/>
+        </w:rPr>
+        <w:t xml:space="preserve">, </w:t>
+      </w:r>
+      <w:r>
+        <w:rPr>
+          <w:rFonts w:ascii="Arial" w:hAnsi="Arial" w:cs="Arial"/>
+        </w:rPr>
+        <w:t>pois ele reúne, em um único componente, as funções de disjuntor e relé térmico</w:t>
+      </w:r>
+      <w:r>
+        <w:rPr>
+          <w:rFonts w:ascii="Arial" w:hAnsi="Arial" w:cs="Arial"/>
+        </w:rPr>
+        <w:t xml:space="preserve">. Além de proteger contra curto-circuito e sobrecarga, ele possui uma sensibilidade extra para detectar a </w:t>
+      </w:r>
+      <w:r>
+        <w:rPr>
+          <w:rFonts w:ascii="Arial" w:hAnsi="Arial" w:cs="Arial"/>
           <w:b/>
           <w:bCs/>
         </w:rPr>
         <w:t>falta de fase</w:t>
       </w:r>
       <w:r>
-        <w:t xml:space="preserve"> (o que queimaria o motor rapidamente) e permite regular a corrente exata de trabalho do motor.</w:t>
-      </w:r>
+        <w:rPr>
+          <w:rFonts w:ascii="Arial" w:hAnsi="Arial" w:cs="Arial"/>
+        </w:rPr>
+        <w:t xml:space="preserve"> (o que queimaria o motor rapidamente)</w:t>
+      </w:r>
+      <w:r>
+        <w:rPr>
+          <w:rFonts w:ascii="Arial" w:hAnsi="Arial" w:cs="Arial"/>
+        </w:rPr>
+        <w:t xml:space="preserve">, </w:t>
+      </w:r>
+      <w:r>
+        <w:rPr>
+          <w:rFonts w:ascii="Arial" w:hAnsi="Arial" w:cs="Arial"/>
+        </w:rPr>
+        <w:t>uma classe de disparo, suportando o pico de corrente na partida do motor,</w:t>
+      </w:r>
+      <w:r>
+        <w:rPr>
+          <w:rFonts w:ascii="Arial" w:hAnsi="Arial" w:cs="Arial"/>
+        </w:rPr>
+        <w:t xml:space="preserve"> </w:t>
+      </w:r>
+      <w:r>
+        <w:rPr>
+          <w:rFonts w:ascii="Arial" w:hAnsi="Arial" w:cs="Arial"/>
+        </w:rPr>
+        <w:t>botão de teste e travamento, com mecanismos para bloqueio de segurança</w:t>
+      </w:r>
+      <w:r>
+        <w:rPr>
+          <w:rFonts w:ascii="Arial" w:hAnsi="Arial" w:cs="Arial"/>
+        </w:rPr>
+        <w:t xml:space="preserve"> e permite regular a corrente exata de trabalho do motor.</w:t>
+      </w:r>
+    </w:p>
+    <w:p>
+      <w:pPr>
+        <w:spacing w:after="0" w:line="240" w:lineRule="auto"/>
+        <w:jc w:val="both"/>
+        <w:rPr>
+          <w:rFonts w:ascii="Arial" w:hAnsi="Arial" w:cs="Arial"/>
+        </w:rPr>
+      </w:pPr>
     </w:p>
     <w:p>
       <w:pPr>
@@ -235,14 +621,29 @@
           <w:ilvl w:val="0"/>
           <w:numId w:val="3"/>
         </w:numPr>
-      </w:pPr>
-      <w:r>
-        <w:rPr>
+        <w:spacing w:after="0" w:line="240" w:lineRule="auto"/>
+        <w:jc w:val="both"/>
+        <w:rPr>
+          <w:rFonts w:ascii="Arial" w:hAnsi="Arial" w:cs="Arial"/>
+        </w:rPr>
+      </w:pPr>
+      <w:r>
+        <w:rPr>
+          <w:rFonts w:ascii="Arial" w:hAnsi="Arial" w:cs="Arial"/>
           <w:b/>
           <w:bCs/>
         </w:rPr>
         <w:t>Aplicações:</w:t>
       </w:r>
+    </w:p>
+    <w:p>
+      <w:pPr>
+        <w:spacing w:after="0" w:line="240" w:lineRule="auto"/>
+        <w:jc w:val="both"/>
+        <w:rPr>
+          <w:rFonts w:ascii="Arial" w:hAnsi="Arial" w:cs="Arial"/>
+        </w:rPr>
+      </w:pPr>
     </w:p>
     <w:p>
       <w:pPr>
@@ -250,10 +651,27 @@
           <w:ilvl w:val="1"/>
           <w:numId w:val="3"/>
         </w:numPr>
-      </w:pPr>
-      <w:r>
+        <w:spacing w:after="0" w:line="240" w:lineRule="auto"/>
+        <w:jc w:val="both"/>
+        <w:rPr>
+          <w:rFonts w:ascii="Arial" w:hAnsi="Arial" w:cs="Arial"/>
+        </w:rPr>
+      </w:pPr>
+      <w:r>
+        <w:rPr>
+          <w:rFonts w:ascii="Arial" w:hAnsi="Arial" w:cs="Arial"/>
+        </w:rPr>
         <w:t>Proteção e partida direta de motores elétricos industriais.</w:t>
       </w:r>
+    </w:p>
+    <w:p>
+      <w:pPr>
+        <w:spacing w:after="0" w:line="240" w:lineRule="auto"/>
+        <w:jc w:val="both"/>
+        <w:rPr>
+          <w:rFonts w:ascii="Arial" w:hAnsi="Arial" w:cs="Arial"/>
+        </w:rPr>
+      </w:pPr>
     </w:p>
     <w:p>
       <w:pPr>
@@ -261,25 +679,69 @@
           <w:ilvl w:val="1"/>
           <w:numId w:val="3"/>
         </w:numPr>
-      </w:pPr>
-      <w:r>
+        <w:spacing w:after="0" w:line="240" w:lineRule="auto"/>
+        <w:jc w:val="both"/>
+        <w:rPr>
+          <w:rFonts w:ascii="Arial" w:hAnsi="Arial" w:cs="Arial"/>
+        </w:rPr>
+      </w:pPr>
+      <w:r>
+        <w:rPr>
+          <w:rFonts w:ascii="Arial" w:hAnsi="Arial" w:cs="Arial"/>
+        </w:rPr>
         <w:t>Painéis onde se deseja economizar espaço, eliminando a necessidade de usar um disjuntor comum e um relé térmico separados.</w:t>
       </w:r>
     </w:p>
     <w:p>
       <w:pPr>
-        <w:rPr>
-          <w:b/>
-          <w:bCs/>
-        </w:rPr>
-      </w:pPr>
-      <w:r>
-        <w:rPr>
+        <w:pBdr>
+          <w:bottom w:val="single" w:sz="6" w:space="1" w:color="auto"/>
+        </w:pBdr>
+        <w:spacing w:after="0" w:line="240" w:lineRule="auto"/>
+        <w:jc w:val="both"/>
+        <w:rPr>
+          <w:rFonts w:ascii="Arial" w:hAnsi="Arial" w:cs="Arial"/>
+        </w:rPr>
+      </w:pPr>
+    </w:p>
+    <w:p>
+      <w:pPr>
+        <w:spacing w:after="0" w:line="240" w:lineRule="auto"/>
+        <w:jc w:val="both"/>
+        <w:rPr>
+          <w:rFonts w:ascii="Arial" w:hAnsi="Arial" w:cs="Arial"/>
+        </w:rPr>
+      </w:pPr>
+    </w:p>
+    <w:p>
+      <w:pPr>
+        <w:spacing w:after="0" w:line="240" w:lineRule="auto"/>
+        <w:jc w:val="both"/>
+        <w:rPr>
+          <w:rFonts w:ascii="Arial" w:hAnsi="Arial" w:cs="Arial"/>
+          <w:b/>
+          <w:bCs/>
+        </w:rPr>
+      </w:pPr>
+      <w:r>
+        <w:rPr>
+          <w:rFonts w:ascii="Arial" w:hAnsi="Arial" w:cs="Arial"/>
           <w:b/>
           <w:bCs/>
         </w:rPr>
         <w:t>4. Botoeira</w:t>
       </w:r>
+    </w:p>
+    <w:p>
+      <w:pPr>
+        <w:spacing w:after="0" w:line="240" w:lineRule="auto"/>
+        <w:jc w:val="both"/>
+        <w:rPr>
+          <w:rFonts w:ascii="Arial" w:hAnsi="Arial" w:cs="Arial"/>
+          <w:b/>
+          <w:bCs/>
+        </w:rPr>
+      </w:pPr>
     </w:p>
     <w:p>
       <w:pPr>
@@ -287,21 +749,41 @@
           <w:ilvl w:val="0"/>
           <w:numId w:val="4"/>
         </w:numPr>
-      </w:pPr>
-      <w:r>
-        <w:rPr>
-          <w:b/>
-          <w:bCs/>
-        </w:rPr>
-        <w:lastRenderedPageBreak/>
+        <w:spacing w:after="0" w:line="240" w:lineRule="auto"/>
+        <w:jc w:val="both"/>
+        <w:rPr>
+          <w:rFonts w:ascii="Arial" w:hAnsi="Arial" w:cs="Arial"/>
+        </w:rPr>
+      </w:pPr>
+      <w:r>
+        <w:rPr>
+          <w:rFonts w:ascii="Arial" w:hAnsi="Arial" w:cs="Arial"/>
+          <w:b/>
+          <w:bCs/>
+        </w:rPr>
         <w:t>Conceito:</w:t>
       </w:r>
       <w:r>
+        <w:rPr>
+          <w:rFonts w:ascii="Arial" w:hAnsi="Arial" w:cs="Arial"/>
+        </w:rPr>
         <w:t xml:space="preserve"> </w:t>
       </w:r>
       <w:r>
+        <w:rPr>
+          <w:rFonts w:ascii="Arial" w:hAnsi="Arial" w:cs="Arial"/>
+        </w:rPr>
         <w:t>É um botão de comando manual que serve para abrir ou fechar um circuito temporariamente. O tipo mais comum é o pulsador (com mola), que só altera seu estado enquanto estiver sendo pressionado.</w:t>
       </w:r>
+    </w:p>
+    <w:p>
+      <w:pPr>
+        <w:spacing w:after="0" w:line="240" w:lineRule="auto"/>
+        <w:jc w:val="both"/>
+        <w:rPr>
+          <w:rFonts w:ascii="Arial" w:hAnsi="Arial" w:cs="Arial"/>
+        </w:rPr>
+      </w:pPr>
     </w:p>
     <w:p>
       <w:pPr>
@@ -309,14 +791,29 @@
           <w:ilvl w:val="0"/>
           <w:numId w:val="4"/>
         </w:numPr>
-      </w:pPr>
-      <w:r>
-        <w:rPr>
+        <w:spacing w:after="0" w:line="240" w:lineRule="auto"/>
+        <w:jc w:val="both"/>
+        <w:rPr>
+          <w:rFonts w:ascii="Arial" w:hAnsi="Arial" w:cs="Arial"/>
+        </w:rPr>
+      </w:pPr>
+      <w:r>
+        <w:rPr>
+          <w:rFonts w:ascii="Arial" w:hAnsi="Arial" w:cs="Arial"/>
           <w:b/>
           <w:bCs/>
         </w:rPr>
         <w:t>Aplicações:</w:t>
       </w:r>
+    </w:p>
+    <w:p>
+      <w:pPr>
+        <w:spacing w:after="0" w:line="240" w:lineRule="auto"/>
+        <w:jc w:val="both"/>
+        <w:rPr>
+          <w:rFonts w:ascii="Arial" w:hAnsi="Arial" w:cs="Arial"/>
+        </w:rPr>
+      </w:pPr>
     </w:p>
     <w:p>
       <w:pPr>
@@ -324,23 +821,63 @@
           <w:ilvl w:val="1"/>
           <w:numId w:val="4"/>
         </w:numPr>
-      </w:pPr>
-      <w:r>
-        <w:rPr>
-          <w:b/>
-          <w:bCs/>
-        </w:rPr>
-        <w:t>Verde:</w:t>
-      </w:r>
-      <w:r>
+        <w:spacing w:after="0" w:line="240" w:lineRule="auto"/>
+        <w:jc w:val="both"/>
+        <w:rPr>
+          <w:rFonts w:ascii="Arial" w:hAnsi="Arial" w:cs="Arial"/>
+        </w:rPr>
+      </w:pPr>
+      <w:r>
+        <w:rPr>
+          <w:rFonts w:ascii="Arial" w:hAnsi="Arial" w:cs="Arial"/>
+          <w:b/>
+          <w:bCs/>
+        </w:rPr>
+        <w:t>Verde</w:t>
+      </w:r>
+      <w:r>
+        <w:rPr>
+          <w:rFonts w:ascii="Arial" w:hAnsi="Arial" w:cs="Arial"/>
+          <w:b/>
+          <w:bCs/>
+        </w:rPr>
+        <w:t xml:space="preserve"> e Preta</w:t>
+      </w:r>
+      <w:r>
+        <w:rPr>
+          <w:rFonts w:ascii="Arial" w:hAnsi="Arial" w:cs="Arial"/>
+          <w:b/>
+          <w:bCs/>
+        </w:rPr>
+        <w:t>:</w:t>
+      </w:r>
+      <w:r>
+        <w:rPr>
+          <w:rFonts w:ascii="Arial" w:hAnsi="Arial" w:cs="Arial"/>
+        </w:rPr>
         <w:t xml:space="preserve"> </w:t>
       </w:r>
       <w:r>
+        <w:rPr>
+          <w:rFonts w:ascii="Arial" w:hAnsi="Arial" w:cs="Arial"/>
+        </w:rPr>
         <w:t>Usada para ligar, dar partida ou arranque em máquinas e motores. Também indica que o sistema está em condições normais de operação.</w:t>
       </w:r>
       <w:r>
+        <w:rPr>
+          <w:rFonts w:ascii="Arial" w:hAnsi="Arial" w:cs="Arial"/>
+        </w:rPr>
         <w:t xml:space="preserve"> </w:t>
       </w:r>
+    </w:p>
+    <w:p>
+      <w:pPr>
+        <w:spacing w:after="0" w:line="240" w:lineRule="auto"/>
+        <w:jc w:val="both"/>
+        <w:rPr>
+          <w:rFonts w:ascii="Arial" w:hAnsi="Arial" w:cs="Arial"/>
+        </w:rPr>
+      </w:pPr>
     </w:p>
     <w:p>
       <w:pPr>
@@ -348,20 +885,41 @@
           <w:ilvl w:val="1"/>
           <w:numId w:val="4"/>
         </w:numPr>
-      </w:pPr>
-      <w:r>
-        <w:rPr>
+        <w:spacing w:after="0" w:line="240" w:lineRule="auto"/>
+        <w:jc w:val="both"/>
+        <w:rPr>
+          <w:rFonts w:ascii="Arial" w:hAnsi="Arial" w:cs="Arial"/>
+        </w:rPr>
+      </w:pPr>
+      <w:r>
+        <w:rPr>
+          <w:rFonts w:ascii="Arial" w:hAnsi="Arial" w:cs="Arial"/>
           <w:b/>
           <w:bCs/>
         </w:rPr>
         <w:t>Vermelha:</w:t>
       </w:r>
       <w:r>
+        <w:rPr>
+          <w:rFonts w:ascii="Arial" w:hAnsi="Arial" w:cs="Arial"/>
+        </w:rPr>
         <w:t xml:space="preserve"> </w:t>
       </w:r>
       <w:r>
+        <w:rPr>
+          <w:rFonts w:ascii="Arial" w:hAnsi="Arial" w:cs="Arial"/>
+        </w:rPr>
         <w:t>Utilizada para parar ou desligar o sistema em condições normais de operação.</w:t>
       </w:r>
+    </w:p>
+    <w:p>
+      <w:pPr>
+        <w:spacing w:after="0" w:line="240" w:lineRule="auto"/>
+        <w:jc w:val="both"/>
+        <w:rPr>
+          <w:rFonts w:ascii="Arial" w:hAnsi="Arial" w:cs="Arial"/>
+        </w:rPr>
+      </w:pPr>
     </w:p>
     <w:p>
       <w:pPr>
@@ -369,23 +927,47 @@
           <w:ilvl w:val="1"/>
           <w:numId w:val="4"/>
         </w:numPr>
-      </w:pPr>
-      <w:r>
-        <w:rPr>
-          <w:b/>
-          <w:bCs/>
-        </w:rPr>
-        <w:t>Preta:</w:t>
-      </w:r>
-      <w:r>
+        <w:spacing w:after="0" w:line="240" w:lineRule="auto"/>
+        <w:jc w:val="both"/>
+        <w:rPr>
+          <w:rFonts w:ascii="Arial" w:hAnsi="Arial" w:cs="Arial"/>
+        </w:rPr>
+      </w:pPr>
+      <w:r>
+        <w:rPr>
+          <w:rFonts w:ascii="Arial" w:hAnsi="Arial" w:cs="Arial"/>
+          <w:b/>
+          <w:bCs/>
+        </w:rPr>
+        <w:t>Amarela:</w:t>
+      </w:r>
+      <w:r>
+        <w:rPr>
+          <w:rFonts w:ascii="Arial" w:hAnsi="Arial" w:cs="Arial"/>
+        </w:rPr>
         <w:t xml:space="preserve"> </w:t>
       </w:r>
       <w:r>
-        <w:t>Possui a mesma função da verde, sendo utilizada para ligar, dar partida ou arranque.</w:t>
-      </w:r>
-      <w:r>
+        <w:rPr>
+          <w:rFonts w:ascii="Arial" w:hAnsi="Arial" w:cs="Arial"/>
+        </w:rPr>
+        <w:t>Usada para cancelar uma operação, interromper um ciclo perigoso ou iniciar um retorno de segurança. Também pode servir para inverter o sentido de giro.</w:t>
+      </w:r>
+      <w:r>
+        <w:rPr>
+          <w:rFonts w:ascii="Arial" w:hAnsi="Arial" w:cs="Arial"/>
+        </w:rPr>
         <w:t xml:space="preserve"> </w:t>
       </w:r>
+    </w:p>
+    <w:p>
+      <w:pPr>
+        <w:spacing w:after="0" w:line="240" w:lineRule="auto"/>
+        <w:jc w:val="both"/>
+        <w:rPr>
+          <w:rFonts w:ascii="Arial" w:hAnsi="Arial" w:cs="Arial"/>
+        </w:rPr>
+      </w:pPr>
     </w:p>
     <w:p>
       <w:pPr>
@@ -393,23 +975,57 @@
           <w:ilvl w:val="1"/>
           <w:numId w:val="4"/>
         </w:numPr>
-      </w:pPr>
-      <w:r>
-        <w:rPr>
-          <w:b/>
-          <w:bCs/>
-        </w:rPr>
-        <w:t>Amarela:</w:t>
-      </w:r>
-      <w:r>
+        <w:spacing w:after="0" w:line="240" w:lineRule="auto"/>
+        <w:jc w:val="both"/>
+        <w:rPr>
+          <w:rFonts w:ascii="Arial" w:hAnsi="Arial" w:cs="Arial"/>
+        </w:rPr>
+      </w:pPr>
+      <w:r>
+        <w:rPr>
+          <w:rFonts w:ascii="Arial" w:hAnsi="Arial" w:cs="Arial"/>
+          <w:b/>
+          <w:bCs/>
+        </w:rPr>
+        <w:t>Azul</w:t>
+      </w:r>
+      <w:r>
+        <w:rPr>
+          <w:rFonts w:ascii="Arial" w:hAnsi="Arial" w:cs="Arial"/>
+          <w:b/>
+          <w:bCs/>
+        </w:rPr>
+        <w:t xml:space="preserve"> e Branca</w:t>
+      </w:r>
+      <w:r>
+        <w:rPr>
+          <w:rFonts w:ascii="Arial" w:hAnsi="Arial" w:cs="Arial"/>
+          <w:b/>
+          <w:bCs/>
+        </w:rPr>
+        <w:t>:</w:t>
+      </w:r>
+      <w:r>
+        <w:rPr>
+          <w:rFonts w:ascii="Arial" w:hAnsi="Arial" w:cs="Arial"/>
+        </w:rPr>
         <w:t xml:space="preserve"> </w:t>
       </w:r>
       <w:r>
-        <w:t>Usada para cancelar uma operação, interromper um ciclo perigoso ou iniciar um retorno de segurança. Também pode servir para inverter o sentido de giro.</w:t>
-      </w:r>
-      <w:r>
-        <w:t xml:space="preserve"> </w:t>
-      </w:r>
+        <w:rPr>
+          <w:rFonts w:ascii="Arial" w:hAnsi="Arial" w:cs="Arial"/>
+        </w:rPr>
+        <w:t>Destinada a qualquer outra função que não seja ligar, desligar, emergência ou cancelar. É aplicada quando nenhuma das outras cores se encaixa na necessidade do comando.</w:t>
+      </w:r>
+    </w:p>
+    <w:p>
+      <w:pPr>
+        <w:spacing w:after="0" w:line="240" w:lineRule="auto"/>
+        <w:jc w:val="both"/>
+        <w:rPr>
+          <w:rFonts w:ascii="Arial" w:hAnsi="Arial" w:cs="Arial"/>
+        </w:rPr>
+      </w:pPr>
     </w:p>
     <w:p>
       <w:pPr>
@@ -417,75 +1033,83 @@
           <w:ilvl w:val="1"/>
           <w:numId w:val="4"/>
         </w:numPr>
-      </w:pPr>
-      <w:r>
-        <w:rPr>
-          <w:b/>
-          <w:bCs/>
-        </w:rPr>
-        <w:t>Azul</w:t>
-      </w:r>
-      <w:r>
-        <w:rPr>
-          <w:b/>
-          <w:bCs/>
-        </w:rPr>
-        <w:t xml:space="preserve"> e Branca</w:t>
-      </w:r>
-      <w:r>
-        <w:rPr>
-          <w:b/>
-          <w:bCs/>
-        </w:rPr>
-        <w:t>:</w:t>
-      </w:r>
-      <w:r>
-        <w:t xml:space="preserve"> </w:t>
-      </w:r>
-      <w:r>
-        <w:t>Destinada a qualquer outra função que não seja ligar, desligar, emergência ou cancelar. É aplicada quando nenhuma das outras cores se encaixa na necessidade do comando.</w:t>
-      </w:r>
-    </w:p>
-    <w:p>
-      <w:pPr>
-        <w:numPr>
-          <w:ilvl w:val="1"/>
-          <w:numId w:val="4"/>
-        </w:numPr>
-      </w:pPr>
-      <w:r>
-        <w:rPr>
+        <w:spacing w:after="0" w:line="240" w:lineRule="auto"/>
+        <w:jc w:val="both"/>
+        <w:rPr>
+          <w:rFonts w:ascii="Arial" w:hAnsi="Arial" w:cs="Arial"/>
+        </w:rPr>
+      </w:pPr>
+      <w:r>
+        <w:rPr>
+          <w:rFonts w:ascii="Arial" w:hAnsi="Arial" w:cs="Arial"/>
           <w:b/>
           <w:bCs/>
         </w:rPr>
         <w:t>Emergência</w:t>
       </w:r>
       <w:r>
+        <w:rPr>
+          <w:rFonts w:ascii="Arial" w:hAnsi="Arial" w:cs="Arial"/>
+        </w:rPr>
         <w:t xml:space="preserve">: </w:t>
       </w:r>
       <w:r>
+        <w:rPr>
+          <w:rFonts w:ascii="Arial" w:hAnsi="Arial" w:cs="Arial"/>
+        </w:rPr>
         <w:t>Sempre vermelha (frequentemente com fundo amarelo) e do tipo "cogumelo". Possui trava mecânica para parada imediata do sistema e só permite o reinício após ser destravada manualmente.</w:t>
       </w:r>
     </w:p>
     <w:p>
       <w:pPr>
-        <w:ind w:left="1440"/>
-      </w:pPr>
-    </w:p>
-    <w:p>
-      <w:pPr>
-        <w:rPr>
-          <w:b/>
-          <w:bCs/>
-        </w:rPr>
-      </w:pPr>
-      <w:r>
-        <w:rPr>
+        <w:pBdr>
+          <w:bottom w:val="single" w:sz="6" w:space="1" w:color="auto"/>
+        </w:pBdr>
+        <w:spacing w:after="0" w:line="240" w:lineRule="auto"/>
+        <w:jc w:val="both"/>
+        <w:rPr>
+          <w:rFonts w:ascii="Arial" w:hAnsi="Arial" w:cs="Arial"/>
+        </w:rPr>
+      </w:pPr>
+    </w:p>
+    <w:p>
+      <w:pPr>
+        <w:spacing w:after="0" w:line="240" w:lineRule="auto"/>
+        <w:jc w:val="both"/>
+        <w:rPr>
+          <w:rFonts w:ascii="Arial" w:hAnsi="Arial" w:cs="Arial"/>
+        </w:rPr>
+      </w:pPr>
+    </w:p>
+    <w:p>
+      <w:pPr>
+        <w:spacing w:after="0" w:line="240" w:lineRule="auto"/>
+        <w:jc w:val="both"/>
+        <w:rPr>
+          <w:rFonts w:ascii="Arial" w:hAnsi="Arial" w:cs="Arial"/>
+          <w:b/>
+          <w:bCs/>
+        </w:rPr>
+      </w:pPr>
+      <w:r>
+        <w:rPr>
+          <w:rFonts w:ascii="Arial" w:hAnsi="Arial" w:cs="Arial"/>
           <w:b/>
           <w:bCs/>
         </w:rPr>
         <w:t>5. Chave de Retenção</w:t>
       </w:r>
+    </w:p>
+    <w:p>
+      <w:pPr>
+        <w:spacing w:after="0" w:line="240" w:lineRule="auto"/>
+        <w:jc w:val="both"/>
+        <w:rPr>
+          <w:rFonts w:ascii="Arial" w:hAnsi="Arial" w:cs="Arial"/>
+          <w:b/>
+          <w:bCs/>
+        </w:rPr>
+      </w:pPr>
     </w:p>
     <w:p>
       <w:pPr>
@@ -493,27 +1117,49 @@
           <w:ilvl w:val="0"/>
           <w:numId w:val="5"/>
         </w:numPr>
-      </w:pPr>
-      <w:r>
-        <w:rPr>
+        <w:spacing w:after="0" w:line="240" w:lineRule="auto"/>
+        <w:jc w:val="both"/>
+        <w:rPr>
+          <w:rFonts w:ascii="Arial" w:hAnsi="Arial" w:cs="Arial"/>
+        </w:rPr>
+      </w:pPr>
+      <w:r>
+        <w:rPr>
+          <w:rFonts w:ascii="Arial" w:hAnsi="Arial" w:cs="Arial"/>
           <w:b/>
           <w:bCs/>
         </w:rPr>
         <w:t>Conceito:</w:t>
       </w:r>
       <w:r>
+        <w:rPr>
+          <w:rFonts w:ascii="Arial" w:hAnsi="Arial" w:cs="Arial"/>
+        </w:rPr>
         <w:t xml:space="preserve"> Diferente da botoeira pulsadora, a chave de retenção </w:t>
       </w:r>
       <w:r>
         <w:rPr>
+          <w:rFonts w:ascii="Arial" w:hAnsi="Arial" w:cs="Arial"/>
           <w:b/>
           <w:bCs/>
         </w:rPr>
         <w:t>mantém a posição</w:t>
       </w:r>
       <w:r>
+        <w:rPr>
+          <w:rFonts w:ascii="Arial" w:hAnsi="Arial" w:cs="Arial"/>
+        </w:rPr>
         <w:t xml:space="preserve"> após ser acionada. Ela possui uma trava mecânica interna e só muda de estado novamente se o operador for lá e girar ou pressionar o botão outra vez (como o interruptor de luz da sua casa).</w:t>
       </w:r>
+    </w:p>
+    <w:p>
+      <w:pPr>
+        <w:spacing w:after="0" w:line="240" w:lineRule="auto"/>
+        <w:jc w:val="both"/>
+        <w:rPr>
+          <w:rFonts w:ascii="Arial" w:hAnsi="Arial" w:cs="Arial"/>
+        </w:rPr>
+      </w:pPr>
     </w:p>
     <w:p>
       <w:pPr>
@@ -521,14 +1167,29 @@
           <w:ilvl w:val="0"/>
           <w:numId w:val="5"/>
         </w:numPr>
-      </w:pPr>
-      <w:r>
-        <w:rPr>
+        <w:spacing w:after="0" w:line="240" w:lineRule="auto"/>
+        <w:jc w:val="both"/>
+        <w:rPr>
+          <w:rFonts w:ascii="Arial" w:hAnsi="Arial" w:cs="Arial"/>
+        </w:rPr>
+      </w:pPr>
+      <w:r>
+        <w:rPr>
+          <w:rFonts w:ascii="Arial" w:hAnsi="Arial" w:cs="Arial"/>
           <w:b/>
           <w:bCs/>
         </w:rPr>
         <w:t>Aplicações:</w:t>
       </w:r>
+    </w:p>
+    <w:p>
+      <w:pPr>
+        <w:spacing w:after="0" w:line="240" w:lineRule="auto"/>
+        <w:jc w:val="both"/>
+        <w:rPr>
+          <w:rFonts w:ascii="Arial" w:hAnsi="Arial" w:cs="Arial"/>
+        </w:rPr>
+      </w:pPr>
     </w:p>
     <w:p>
       <w:pPr>
@@ -536,10 +1197,27 @@
           <w:ilvl w:val="1"/>
           <w:numId w:val="5"/>
         </w:numPr>
-      </w:pPr>
-      <w:r>
+        <w:spacing w:after="0" w:line="240" w:lineRule="auto"/>
+        <w:jc w:val="both"/>
+        <w:rPr>
+          <w:rFonts w:ascii="Arial" w:hAnsi="Arial" w:cs="Arial"/>
+        </w:rPr>
+      </w:pPr>
+      <w:r>
+        <w:rPr>
+          <w:rFonts w:ascii="Arial" w:hAnsi="Arial" w:cs="Arial"/>
+        </w:rPr>
         <w:t>Chaves seletoras de modo (ex: alternar o painel entre "Manual" e "Automático").</w:t>
       </w:r>
+    </w:p>
+    <w:p>
+      <w:pPr>
+        <w:spacing w:after="0" w:line="240" w:lineRule="auto"/>
+        <w:jc w:val="both"/>
+        <w:rPr>
+          <w:rFonts w:ascii="Arial" w:hAnsi="Arial" w:cs="Arial"/>
+        </w:rPr>
+      </w:pPr>
     </w:p>
     <w:p>
       <w:pPr>
@@ -547,25 +1225,69 @@
           <w:ilvl w:val="1"/>
           <w:numId w:val="5"/>
         </w:numPr>
-      </w:pPr>
-      <w:r>
+        <w:spacing w:after="0" w:line="240" w:lineRule="auto"/>
+        <w:jc w:val="both"/>
+        <w:rPr>
+          <w:rFonts w:ascii="Arial" w:hAnsi="Arial" w:cs="Arial"/>
+        </w:rPr>
+      </w:pPr>
+      <w:r>
+        <w:rPr>
+          <w:rFonts w:ascii="Arial" w:hAnsi="Arial" w:cs="Arial"/>
+        </w:rPr>
         <w:t>Chaves gerais de ligar/desligar equipamentos.</w:t>
       </w:r>
     </w:p>
     <w:p>
       <w:pPr>
-        <w:rPr>
-          <w:b/>
-          <w:bCs/>
-        </w:rPr>
-      </w:pPr>
-      <w:r>
-        <w:rPr>
+        <w:pBdr>
+          <w:bottom w:val="single" w:sz="6" w:space="1" w:color="auto"/>
+        </w:pBdr>
+        <w:spacing w:after="0" w:line="240" w:lineRule="auto"/>
+        <w:jc w:val="both"/>
+        <w:rPr>
+          <w:rFonts w:ascii="Arial" w:hAnsi="Arial" w:cs="Arial"/>
+        </w:rPr>
+      </w:pPr>
+    </w:p>
+    <w:p>
+      <w:pPr>
+        <w:spacing w:after="0" w:line="240" w:lineRule="auto"/>
+        <w:jc w:val="both"/>
+        <w:rPr>
+          <w:rFonts w:ascii="Arial" w:hAnsi="Arial" w:cs="Arial"/>
+        </w:rPr>
+      </w:pPr>
+    </w:p>
+    <w:p>
+      <w:pPr>
+        <w:spacing w:after="0" w:line="240" w:lineRule="auto"/>
+        <w:jc w:val="both"/>
+        <w:rPr>
+          <w:rFonts w:ascii="Arial" w:hAnsi="Arial" w:cs="Arial"/>
+          <w:b/>
+          <w:bCs/>
+        </w:rPr>
+      </w:pPr>
+      <w:r>
+        <w:rPr>
+          <w:rFonts w:ascii="Arial" w:hAnsi="Arial" w:cs="Arial"/>
           <w:b/>
           <w:bCs/>
         </w:rPr>
         <w:t>6. Sensor Fim de Curso (Limit Switch)</w:t>
       </w:r>
+    </w:p>
+    <w:p>
+      <w:pPr>
+        <w:spacing w:after="0" w:line="240" w:lineRule="auto"/>
+        <w:jc w:val="both"/>
+        <w:rPr>
+          <w:rFonts w:ascii="Arial" w:hAnsi="Arial" w:cs="Arial"/>
+          <w:b/>
+          <w:bCs/>
+        </w:rPr>
+      </w:pPr>
     </w:p>
     <w:p>
       <w:pPr>
@@ -573,21 +1295,35 @@
           <w:ilvl w:val="0"/>
           <w:numId w:val="6"/>
         </w:numPr>
-      </w:pPr>
-      <w:r>
-        <w:rPr>
+        <w:spacing w:after="0" w:line="240" w:lineRule="auto"/>
+        <w:jc w:val="both"/>
+        <w:rPr>
+          <w:rFonts w:ascii="Arial" w:hAnsi="Arial" w:cs="Arial"/>
+        </w:rPr>
+      </w:pPr>
+      <w:r>
+        <w:rPr>
+          <w:rFonts w:ascii="Arial" w:hAnsi="Arial" w:cs="Arial"/>
           <w:b/>
           <w:bCs/>
         </w:rPr>
         <w:t>Conceito:</w:t>
       </w:r>
       <w:r>
-        <w:t xml:space="preserve"> É um interruptor eletromecânico acionado pelo impacto físico de um objeto móvel. Quando a estrutura da máquina encosta no rolete ou </w:t>
-      </w:r>
-      <w:r>
-        <w:lastRenderedPageBreak/>
-        <w:t>na haste do sensor, ele comuta seus contatos e envia um sinal elétrico para o sistema.</w:t>
-      </w:r>
+        <w:rPr>
+          <w:rFonts w:ascii="Arial" w:hAnsi="Arial" w:cs="Arial"/>
+        </w:rPr>
+        <w:t xml:space="preserve"> É um interruptor eletromecânico acionado pelo impacto físico de um objeto móvel. Quando a estrutura da máquina encosta no rolete ou na haste do sensor, ele comuta seus contatos e envia um sinal elétrico para o sistema.</w:t>
+      </w:r>
+    </w:p>
+    <w:p>
+      <w:pPr>
+        <w:spacing w:after="0" w:line="240" w:lineRule="auto"/>
+        <w:jc w:val="both"/>
+        <w:rPr>
+          <w:rFonts w:ascii="Arial" w:hAnsi="Arial" w:cs="Arial"/>
+        </w:rPr>
+      </w:pPr>
     </w:p>
     <w:p>
       <w:pPr>
@@ -595,14 +1331,29 @@
           <w:ilvl w:val="0"/>
           <w:numId w:val="6"/>
         </w:numPr>
-      </w:pPr>
-      <w:r>
-        <w:rPr>
+        <w:spacing w:after="0" w:line="240" w:lineRule="auto"/>
+        <w:jc w:val="both"/>
+        <w:rPr>
+          <w:rFonts w:ascii="Arial" w:hAnsi="Arial" w:cs="Arial"/>
+        </w:rPr>
+      </w:pPr>
+      <w:r>
+        <w:rPr>
+          <w:rFonts w:ascii="Arial" w:hAnsi="Arial" w:cs="Arial"/>
           <w:b/>
           <w:bCs/>
         </w:rPr>
         <w:t>Aplicações:</w:t>
       </w:r>
+    </w:p>
+    <w:p>
+      <w:pPr>
+        <w:spacing w:after="0" w:line="240" w:lineRule="auto"/>
+        <w:jc w:val="both"/>
+        <w:rPr>
+          <w:rFonts w:ascii="Arial" w:hAnsi="Arial" w:cs="Arial"/>
+        </w:rPr>
+      </w:pPr>
     </w:p>
     <w:p>
       <w:pPr>
@@ -610,10 +1361,27 @@
           <w:ilvl w:val="1"/>
           <w:numId w:val="6"/>
         </w:numPr>
-      </w:pPr>
-      <w:r>
+        <w:spacing w:after="0" w:line="240" w:lineRule="auto"/>
+        <w:jc w:val="both"/>
+        <w:rPr>
+          <w:rFonts w:ascii="Arial" w:hAnsi="Arial" w:cs="Arial"/>
+        </w:rPr>
+      </w:pPr>
+      <w:r>
+        <w:rPr>
+          <w:rFonts w:ascii="Arial" w:hAnsi="Arial" w:cs="Arial"/>
+        </w:rPr>
         <w:t>Parar o motor de um portão eletrônico quando ele chega ao final do trilho.</w:t>
       </w:r>
+    </w:p>
+    <w:p>
+      <w:pPr>
+        <w:spacing w:after="0" w:line="240" w:lineRule="auto"/>
+        <w:jc w:val="both"/>
+        <w:rPr>
+          <w:rFonts w:ascii="Arial" w:hAnsi="Arial" w:cs="Arial"/>
+        </w:rPr>
+      </w:pPr>
     </w:p>
     <w:p>
       <w:pPr>
@@ -621,10 +1389,27 @@
           <w:ilvl w:val="1"/>
           <w:numId w:val="6"/>
         </w:numPr>
-      </w:pPr>
-      <w:r>
+        <w:spacing w:after="0" w:line="240" w:lineRule="auto"/>
+        <w:jc w:val="both"/>
+        <w:rPr>
+          <w:rFonts w:ascii="Arial" w:hAnsi="Arial" w:cs="Arial"/>
+        </w:rPr>
+      </w:pPr>
+      <w:r>
+        <w:rPr>
+          <w:rFonts w:ascii="Arial" w:hAnsi="Arial" w:cs="Arial"/>
+        </w:rPr>
         <w:t>Identificar se a cabine de um elevador chegou ao andar correto.</w:t>
       </w:r>
+    </w:p>
+    <w:p>
+      <w:pPr>
+        <w:spacing w:after="0" w:line="240" w:lineRule="auto"/>
+        <w:jc w:val="both"/>
+        <w:rPr>
+          <w:rFonts w:ascii="Arial" w:hAnsi="Arial" w:cs="Arial"/>
+        </w:rPr>
+      </w:pPr>
     </w:p>
     <w:p>
       <w:pPr>
@@ -632,25 +1417,314 @@
           <w:ilvl w:val="1"/>
           <w:numId w:val="6"/>
         </w:numPr>
-      </w:pPr>
-      <w:r>
+        <w:spacing w:after="0" w:line="240" w:lineRule="auto"/>
+        <w:jc w:val="both"/>
+        <w:rPr>
+          <w:rFonts w:ascii="Arial" w:hAnsi="Arial" w:cs="Arial"/>
+        </w:rPr>
+      </w:pPr>
+      <w:r>
+        <w:rPr>
+          <w:rFonts w:ascii="Arial" w:hAnsi="Arial" w:cs="Arial"/>
+        </w:rPr>
         <w:t>Garantir o limite de movimento seguro em braços mecânicos e pontes rolantes.</w:t>
       </w:r>
     </w:p>
     <w:p>
       <w:pPr>
-        <w:rPr>
-          <w:b/>
-          <w:bCs/>
-        </w:rPr>
-      </w:pPr>
-      <w:r>
-        <w:rPr>
-          <w:b/>
-          <w:bCs/>
-        </w:rPr>
-        <w:t>7. Motor Elétrico de Indução Trifásico (MIT)</w:t>
-      </w:r>
+        <w:pBdr>
+          <w:bottom w:val="single" w:sz="6" w:space="1" w:color="auto"/>
+        </w:pBdr>
+        <w:spacing w:after="0" w:line="240" w:lineRule="auto"/>
+        <w:jc w:val="both"/>
+        <w:rPr>
+          <w:rFonts w:ascii="Arial" w:hAnsi="Arial" w:cs="Arial"/>
+        </w:rPr>
+      </w:pPr>
+    </w:p>
+    <w:p>
+      <w:pPr>
+        <w:spacing w:after="0" w:line="240" w:lineRule="auto"/>
+        <w:jc w:val="both"/>
+        <w:rPr>
+          <w:rFonts w:ascii="Arial" w:hAnsi="Arial" w:cs="Arial"/>
+        </w:rPr>
+      </w:pPr>
+    </w:p>
+    <w:p>
+      <w:pPr>
+        <w:spacing w:after="0" w:line="240" w:lineRule="auto"/>
+        <w:jc w:val="both"/>
+        <w:rPr>
+          <w:rFonts w:ascii="Arial" w:hAnsi="Arial" w:cs="Arial"/>
+          <w:b/>
+          <w:bCs/>
+        </w:rPr>
+      </w:pPr>
+      <w:r>
+        <w:rPr>
+          <w:rFonts w:ascii="Arial" w:hAnsi="Arial" w:cs="Arial"/>
+          <w:b/>
+          <w:bCs/>
+        </w:rPr>
+        <w:t>7</w:t>
+      </w:r>
+      <w:r>
+        <w:rPr>
+          <w:rFonts w:ascii="Arial" w:hAnsi="Arial" w:cs="Arial"/>
+          <w:b/>
+          <w:bCs/>
+        </w:rPr>
+        <w:t>. Sensor de Nível Tipo Chave Boia</w:t>
+      </w:r>
+    </w:p>
+    <w:p>
+      <w:pPr>
+        <w:spacing w:after="0" w:line="240" w:lineRule="auto"/>
+        <w:jc w:val="both"/>
+        <w:rPr>
+          <w:rFonts w:ascii="Arial" w:hAnsi="Arial" w:cs="Arial"/>
+        </w:rPr>
+      </w:pPr>
+    </w:p>
+    <w:p>
+      <w:pPr>
+        <w:pStyle w:val="PargrafodaLista"/>
+        <w:numPr>
+          <w:ilvl w:val="0"/>
+          <w:numId w:val="10"/>
+        </w:numPr>
+        <w:spacing w:after="0" w:line="240" w:lineRule="auto"/>
+        <w:jc w:val="both"/>
+        <w:rPr>
+          <w:rFonts w:ascii="Arial" w:hAnsi="Arial" w:cs="Arial"/>
+        </w:rPr>
+      </w:pPr>
+      <w:r>
+        <w:rPr>
+          <w:rFonts w:ascii="Arial" w:hAnsi="Arial" w:cs="Arial"/>
+          <w:b/>
+          <w:bCs/>
+        </w:rPr>
+        <w:t>Conceito:</w:t>
+      </w:r>
+      <w:r>
+        <w:rPr>
+          <w:rFonts w:ascii="Arial" w:hAnsi="Arial" w:cs="Arial"/>
+        </w:rPr>
+        <w:t xml:space="preserve"> É um dispositivo eletromecânico simples, prático e amplamente utilizado para o controle e monitoramento do nível de líquidos. Seu funcionamento baseia-se em uma boia flutuante que acompanha a subida ou descida do fluido. Ao atingir uma inclinação predeterminada, um mecanismo interno (geralmente uma esfera metálica ou contato magnético) atua sobre um microinterruptor, comutando seus contatos para abrir ou fechar o circuito elétrico de comando.</w:t>
+      </w:r>
+    </w:p>
+    <w:p>
+      <w:pPr>
+        <w:spacing w:after="0" w:line="240" w:lineRule="auto"/>
+        <w:jc w:val="both"/>
+        <w:rPr>
+          <w:rFonts w:ascii="Arial" w:hAnsi="Arial" w:cs="Arial"/>
+        </w:rPr>
+      </w:pPr>
+    </w:p>
+    <w:p>
+      <w:pPr>
+        <w:pStyle w:val="PargrafodaLista"/>
+        <w:numPr>
+          <w:ilvl w:val="0"/>
+          <w:numId w:val="10"/>
+        </w:numPr>
+        <w:spacing w:after="0" w:line="240" w:lineRule="auto"/>
+        <w:jc w:val="both"/>
+        <w:rPr>
+          <w:rFonts w:ascii="Arial" w:hAnsi="Arial" w:cs="Arial"/>
+          <w:b/>
+          <w:bCs/>
+        </w:rPr>
+      </w:pPr>
+      <w:r>
+        <w:rPr>
+          <w:rFonts w:ascii="Arial" w:hAnsi="Arial" w:cs="Arial"/>
+          <w:b/>
+          <w:bCs/>
+        </w:rPr>
+        <w:t>Aplicações:</w:t>
+      </w:r>
+    </w:p>
+    <w:p>
+      <w:pPr>
+        <w:spacing w:after="0" w:line="240" w:lineRule="auto"/>
+        <w:jc w:val="both"/>
+        <w:rPr>
+          <w:rFonts w:ascii="Arial" w:hAnsi="Arial" w:cs="Arial"/>
+          <w:b/>
+          <w:bCs/>
+        </w:rPr>
+      </w:pPr>
+    </w:p>
+    <w:p>
+      <w:pPr>
+        <w:pStyle w:val="PargrafodaLista"/>
+        <w:numPr>
+          <w:ilvl w:val="0"/>
+          <w:numId w:val="11"/>
+        </w:numPr>
+        <w:spacing w:after="0" w:line="240" w:lineRule="auto"/>
+        <w:jc w:val="both"/>
+        <w:rPr>
+          <w:rFonts w:ascii="Arial" w:hAnsi="Arial" w:cs="Arial"/>
+        </w:rPr>
+      </w:pPr>
+      <w:r>
+        <w:rPr>
+          <w:rFonts w:ascii="Arial" w:hAnsi="Arial" w:cs="Arial"/>
+        </w:rPr>
+        <w:t>Automação do acionamento de bombas d'água (ex: ligar a bomba automaticamente quando a caixa d'água estiver vazia e desligar quando encher).</w:t>
+      </w:r>
+    </w:p>
+    <w:p>
+      <w:pPr>
+        <w:pStyle w:val="PargrafodaLista"/>
+        <w:spacing w:after="0" w:line="240" w:lineRule="auto"/>
+        <w:ind w:left="1440"/>
+        <w:jc w:val="both"/>
+        <w:rPr>
+          <w:rFonts w:ascii="Arial" w:hAnsi="Arial" w:cs="Arial"/>
+        </w:rPr>
+      </w:pPr>
+    </w:p>
+    <w:p>
+      <w:pPr>
+        <w:pStyle w:val="PargrafodaLista"/>
+        <w:numPr>
+          <w:ilvl w:val="0"/>
+          <w:numId w:val="11"/>
+        </w:numPr>
+        <w:spacing w:after="0" w:line="240" w:lineRule="auto"/>
+        <w:jc w:val="both"/>
+        <w:rPr>
+          <w:rFonts w:ascii="Arial" w:hAnsi="Arial" w:cs="Arial"/>
+        </w:rPr>
+      </w:pPr>
+      <w:r>
+        <w:rPr>
+          <w:rFonts w:ascii="Arial" w:hAnsi="Arial" w:cs="Arial"/>
+        </w:rPr>
+        <w:t>Proteção de sistemas de bombeamento contra o trabalho a seco, impedindo que o motor funcione sem água e acabe queimando.</w:t>
+      </w:r>
+    </w:p>
+    <w:p>
+      <w:pPr>
+        <w:pStyle w:val="PargrafodaLista"/>
+        <w:spacing w:after="0" w:line="240" w:lineRule="auto"/>
+        <w:ind w:left="1440"/>
+        <w:jc w:val="both"/>
+        <w:rPr>
+          <w:rFonts w:ascii="Arial" w:hAnsi="Arial" w:cs="Arial"/>
+        </w:rPr>
+      </w:pPr>
+    </w:p>
+    <w:p>
+      <w:pPr>
+        <w:pStyle w:val="PargrafodaLista"/>
+        <w:numPr>
+          <w:ilvl w:val="0"/>
+          <w:numId w:val="11"/>
+        </w:numPr>
+        <w:spacing w:after="0" w:line="240" w:lineRule="auto"/>
+        <w:jc w:val="both"/>
+        <w:rPr>
+          <w:rFonts w:ascii="Arial" w:hAnsi="Arial" w:cs="Arial"/>
+        </w:rPr>
+      </w:pPr>
+      <w:r>
+        <w:rPr>
+          <w:rFonts w:ascii="Arial" w:hAnsi="Arial" w:cs="Arial"/>
+        </w:rPr>
+        <w:t>Acionamento de alarmes sonoros ou luminosos para indicar níveis críticos (risco de transbordamento ou falta total de abastecimento) em cisternas</w:t>
+      </w:r>
+      <w:r>
+        <w:rPr>
+          <w:rFonts w:ascii="Arial" w:hAnsi="Arial" w:cs="Arial"/>
+        </w:rPr>
+        <w:t xml:space="preserve"> (</w:t>
+      </w:r>
+      <w:r>
+        <w:rPr>
+          <w:rFonts w:ascii="Arial" w:hAnsi="Arial" w:cs="Arial"/>
+          <w:b/>
+          <w:bCs/>
+        </w:rPr>
+        <w:t>reservatório projetado para captar, armazenar e conservar água, principalmente da chuva ou de reuso</w:t>
+      </w:r>
+      <w:r>
+        <w:rPr>
+          <w:rFonts w:ascii="Arial" w:hAnsi="Arial" w:cs="Arial"/>
+        </w:rPr>
+        <w:t>)</w:t>
+      </w:r>
+      <w:r>
+        <w:rPr>
+          <w:rFonts w:ascii="Arial" w:hAnsi="Arial" w:cs="Arial"/>
+        </w:rPr>
+        <w:t>, poços e tanques industriais.</w:t>
+      </w:r>
+    </w:p>
+    <w:p>
+      <w:pPr>
+        <w:pBdr>
+          <w:bottom w:val="single" w:sz="6" w:space="1" w:color="auto"/>
+        </w:pBdr>
+        <w:spacing w:after="0" w:line="240" w:lineRule="auto"/>
+        <w:jc w:val="both"/>
+        <w:rPr>
+          <w:rFonts w:ascii="Arial" w:hAnsi="Arial" w:cs="Arial"/>
+        </w:rPr>
+      </w:pPr>
+    </w:p>
+    <w:p>
+      <w:pPr>
+        <w:spacing w:after="0" w:line="240" w:lineRule="auto"/>
+        <w:jc w:val="both"/>
+        <w:rPr>
+          <w:rFonts w:ascii="Arial" w:hAnsi="Arial" w:cs="Arial"/>
+        </w:rPr>
+      </w:pPr>
+    </w:p>
+    <w:p>
+      <w:pPr>
+        <w:spacing w:after="0" w:line="240" w:lineRule="auto"/>
+        <w:jc w:val="both"/>
+        <w:rPr>
+          <w:rFonts w:ascii="Arial" w:hAnsi="Arial" w:cs="Arial"/>
+          <w:b/>
+          <w:bCs/>
+        </w:rPr>
+      </w:pPr>
+      <w:r>
+        <w:rPr>
+          <w:rFonts w:ascii="Arial" w:hAnsi="Arial" w:cs="Arial"/>
+          <w:b/>
+          <w:bCs/>
+        </w:rPr>
+        <w:t>8</w:t>
+      </w:r>
+      <w:r>
+        <w:rPr>
+          <w:rFonts w:ascii="Arial" w:hAnsi="Arial" w:cs="Arial"/>
+          <w:b/>
+          <w:bCs/>
+        </w:rPr>
+        <w:t>. Motor Elétrico de Indução Trifásico (MIT)</w:t>
+      </w:r>
+    </w:p>
+    <w:p>
+      <w:pPr>
+        <w:spacing w:after="0" w:line="240" w:lineRule="auto"/>
+        <w:jc w:val="both"/>
+        <w:rPr>
+          <w:rFonts w:ascii="Arial" w:hAnsi="Arial" w:cs="Arial"/>
+          <w:b/>
+          <w:bCs/>
+        </w:rPr>
+      </w:pPr>
     </w:p>
     <w:p>
       <w:pPr>
@@ -658,17 +1732,42 @@
           <w:ilvl w:val="0"/>
           <w:numId w:val="7"/>
         </w:numPr>
-      </w:pPr>
-      <w:r>
-        <w:rPr>
+        <w:spacing w:after="0" w:line="240" w:lineRule="auto"/>
+        <w:jc w:val="both"/>
+        <w:rPr>
+          <w:rFonts w:ascii="Arial" w:hAnsi="Arial" w:cs="Arial"/>
+        </w:rPr>
+      </w:pPr>
+      <w:r>
+        <w:rPr>
+          <w:rFonts w:ascii="Arial" w:hAnsi="Arial" w:cs="Arial"/>
           <w:b/>
           <w:bCs/>
         </w:rPr>
         <w:t>Conceito:</w:t>
       </w:r>
       <w:r>
-        <w:t xml:space="preserve"> É a força motriz da indústria. Uma máquina rotativa que converte energia elétrica trifásica em energia mecânica através do eletromagnetismo. É extremamente robusto, confiável e não utiliza escovas físicas para funcionar, o que reduz drasticamente a necessidade de manutenção.</w:t>
-      </w:r>
+        <w:rPr>
+          <w:rFonts w:ascii="Arial" w:hAnsi="Arial" w:cs="Arial"/>
+        </w:rPr>
+        <w:t xml:space="preserve"> É a força motriz da indústria. Uma máquina rotativa que converte energia elétrica trifásica em energia mecânica através do eletromagnetismo. É extremamente robusto, confiável e não utiliza </w:t>
+      </w:r>
+      <w:r>
+        <w:rPr>
+          <w:rFonts w:ascii="Arial" w:hAnsi="Arial" w:cs="Arial"/>
+        </w:rPr>
+        <w:lastRenderedPageBreak/>
+        <w:t>escovas físicas para funcionar, o que reduz drasticamente a necessidade de manutenção.</w:t>
+      </w:r>
+    </w:p>
+    <w:p>
+      <w:pPr>
+        <w:spacing w:after="0" w:line="240" w:lineRule="auto"/>
+        <w:jc w:val="both"/>
+        <w:rPr>
+          <w:rFonts w:ascii="Arial" w:hAnsi="Arial" w:cs="Arial"/>
+        </w:rPr>
+      </w:pPr>
     </w:p>
     <w:p>
       <w:pPr>
@@ -676,14 +1775,29 @@
           <w:ilvl w:val="0"/>
           <w:numId w:val="7"/>
         </w:numPr>
-      </w:pPr>
-      <w:r>
-        <w:rPr>
+        <w:spacing w:after="0" w:line="240" w:lineRule="auto"/>
+        <w:jc w:val="both"/>
+        <w:rPr>
+          <w:rFonts w:ascii="Arial" w:hAnsi="Arial" w:cs="Arial"/>
+        </w:rPr>
+      </w:pPr>
+      <w:r>
+        <w:rPr>
+          <w:rFonts w:ascii="Arial" w:hAnsi="Arial" w:cs="Arial"/>
           <w:b/>
           <w:bCs/>
         </w:rPr>
         <w:t>Aplicações:</w:t>
       </w:r>
+    </w:p>
+    <w:p>
+      <w:pPr>
+        <w:spacing w:after="0" w:line="240" w:lineRule="auto"/>
+        <w:jc w:val="both"/>
+        <w:rPr>
+          <w:rFonts w:ascii="Arial" w:hAnsi="Arial" w:cs="Arial"/>
+        </w:rPr>
+      </w:pPr>
     </w:p>
     <w:p>
       <w:pPr>
@@ -691,10 +1805,27 @@
           <w:ilvl w:val="1"/>
           <w:numId w:val="7"/>
         </w:numPr>
-      </w:pPr>
-      <w:r>
+        <w:spacing w:after="0" w:line="240" w:lineRule="auto"/>
+        <w:jc w:val="both"/>
+        <w:rPr>
+          <w:rFonts w:ascii="Arial" w:hAnsi="Arial" w:cs="Arial"/>
+        </w:rPr>
+      </w:pPr>
+      <w:r>
+        <w:rPr>
+          <w:rFonts w:ascii="Arial" w:hAnsi="Arial" w:cs="Arial"/>
+        </w:rPr>
         <w:t>Acionamento de esteiras transportadoras, bombas d'água e compressores.</w:t>
       </w:r>
+    </w:p>
+    <w:p>
+      <w:pPr>
+        <w:spacing w:after="0" w:line="240" w:lineRule="auto"/>
+        <w:jc w:val="both"/>
+        <w:rPr>
+          <w:rFonts w:ascii="Arial" w:hAnsi="Arial" w:cs="Arial"/>
+        </w:rPr>
+      </w:pPr>
     </w:p>
     <w:p>
       <w:pPr>
@@ -702,25 +1833,77 @@
           <w:ilvl w:val="1"/>
           <w:numId w:val="7"/>
         </w:numPr>
-      </w:pPr>
-      <w:r>
+        <w:spacing w:after="0" w:line="240" w:lineRule="auto"/>
+        <w:jc w:val="both"/>
+        <w:rPr>
+          <w:rFonts w:ascii="Arial" w:hAnsi="Arial" w:cs="Arial"/>
+        </w:rPr>
+      </w:pPr>
+      <w:r>
+        <w:rPr>
+          <w:rFonts w:ascii="Arial" w:hAnsi="Arial" w:cs="Arial"/>
+        </w:rPr>
         <w:t>Operação de exaustores, tornos, fresadoras e misturadores industriais.</w:t>
       </w:r>
     </w:p>
     <w:p>
       <w:pPr>
-        <w:rPr>
-          <w:b/>
-          <w:bCs/>
-        </w:rPr>
-      </w:pPr>
-      <w:r>
-        <w:rPr>
-          <w:b/>
-          <w:bCs/>
-        </w:rPr>
-        <w:t>8. Relé Temporizador</w:t>
-      </w:r>
+        <w:pBdr>
+          <w:bottom w:val="single" w:sz="6" w:space="1" w:color="auto"/>
+        </w:pBdr>
+        <w:spacing w:after="0" w:line="240" w:lineRule="auto"/>
+        <w:jc w:val="both"/>
+        <w:rPr>
+          <w:rFonts w:ascii="Arial" w:hAnsi="Arial" w:cs="Arial"/>
+        </w:rPr>
+      </w:pPr>
+    </w:p>
+    <w:p>
+      <w:pPr>
+        <w:spacing w:after="0" w:line="240" w:lineRule="auto"/>
+        <w:jc w:val="both"/>
+        <w:rPr>
+          <w:rFonts w:ascii="Arial" w:hAnsi="Arial" w:cs="Arial"/>
+        </w:rPr>
+      </w:pPr>
+    </w:p>
+    <w:p>
+      <w:pPr>
+        <w:spacing w:after="0" w:line="240" w:lineRule="auto"/>
+        <w:jc w:val="both"/>
+        <w:rPr>
+          <w:rFonts w:ascii="Arial" w:hAnsi="Arial" w:cs="Arial"/>
+          <w:b/>
+          <w:bCs/>
+        </w:rPr>
+      </w:pPr>
+      <w:r>
+        <w:rPr>
+          <w:rFonts w:ascii="Arial" w:hAnsi="Arial" w:cs="Arial"/>
+          <w:b/>
+          <w:bCs/>
+        </w:rPr>
+        <w:t>9</w:t>
+      </w:r>
+      <w:r>
+        <w:rPr>
+          <w:rFonts w:ascii="Arial" w:hAnsi="Arial" w:cs="Arial"/>
+          <w:b/>
+          <w:bCs/>
+        </w:rPr>
+        <w:t>. Relé Temporizador</w:t>
+      </w:r>
+    </w:p>
+    <w:p>
+      <w:pPr>
+        <w:spacing w:after="0" w:line="240" w:lineRule="auto"/>
+        <w:jc w:val="both"/>
+        <w:rPr>
+          <w:rFonts w:ascii="Arial" w:hAnsi="Arial" w:cs="Arial"/>
+          <w:b/>
+          <w:bCs/>
+        </w:rPr>
+      </w:pPr>
     </w:p>
     <w:p>
       <w:pPr>
@@ -728,17 +1911,36 @@
           <w:ilvl w:val="0"/>
           <w:numId w:val="8"/>
         </w:numPr>
-      </w:pPr>
-      <w:r>
-        <w:rPr>
+        <w:spacing w:after="0" w:line="240" w:lineRule="auto"/>
+        <w:jc w:val="both"/>
+        <w:rPr>
+          <w:rFonts w:ascii="Arial" w:hAnsi="Arial" w:cs="Arial"/>
+        </w:rPr>
+      </w:pPr>
+      <w:r>
+        <w:rPr>
+          <w:rFonts w:ascii="Arial" w:hAnsi="Arial" w:cs="Arial"/>
           <w:b/>
           <w:bCs/>
         </w:rPr>
         <w:t>Conceito:</w:t>
       </w:r>
       <w:r>
+        <w:rPr>
+          <w:rFonts w:ascii="Arial" w:hAnsi="Arial" w:cs="Arial"/>
+        </w:rPr>
         <w:t xml:space="preserve"> É um dispositivo de controle que serve para abrir ou fechar contatos elétricos após o transcurso de um tempo pré-determinado. Ele pode funcionar com retardo na energização (espera um tempo para ligar) ou na desenergização (espera um tempo para desligar).</w:t>
       </w:r>
+    </w:p>
+    <w:p>
+      <w:pPr>
+        <w:spacing w:after="0" w:line="240" w:lineRule="auto"/>
+        <w:ind w:left="360"/>
+        <w:jc w:val="both"/>
+        <w:rPr>
+          <w:rFonts w:ascii="Arial" w:hAnsi="Arial" w:cs="Arial"/>
+        </w:rPr>
+      </w:pPr>
     </w:p>
     <w:p>
       <w:pPr>
@@ -746,14 +1948,29 @@
           <w:ilvl w:val="0"/>
           <w:numId w:val="8"/>
         </w:numPr>
-      </w:pPr>
-      <w:r>
-        <w:rPr>
+        <w:spacing w:after="0" w:line="240" w:lineRule="auto"/>
+        <w:jc w:val="both"/>
+        <w:rPr>
+          <w:rFonts w:ascii="Arial" w:hAnsi="Arial" w:cs="Arial"/>
+        </w:rPr>
+      </w:pPr>
+      <w:r>
+        <w:rPr>
+          <w:rFonts w:ascii="Arial" w:hAnsi="Arial" w:cs="Arial"/>
           <w:b/>
           <w:bCs/>
         </w:rPr>
         <w:t>Aplicações:</w:t>
       </w:r>
+    </w:p>
+    <w:p>
+      <w:pPr>
+        <w:spacing w:after="0" w:line="240" w:lineRule="auto"/>
+        <w:jc w:val="both"/>
+        <w:rPr>
+          <w:rFonts w:ascii="Arial" w:hAnsi="Arial" w:cs="Arial"/>
+        </w:rPr>
+      </w:pPr>
     </w:p>
     <w:p>
       <w:pPr>
@@ -761,10 +1978,27 @@
           <w:ilvl w:val="1"/>
           <w:numId w:val="8"/>
         </w:numPr>
-      </w:pPr>
-      <w:r>
+        <w:spacing w:after="0" w:line="240" w:lineRule="auto"/>
+        <w:jc w:val="both"/>
+        <w:rPr>
+          <w:rFonts w:ascii="Arial" w:hAnsi="Arial" w:cs="Arial"/>
+        </w:rPr>
+      </w:pPr>
+      <w:r>
+        <w:rPr>
+          <w:rFonts w:ascii="Arial" w:hAnsi="Arial" w:cs="Arial"/>
+        </w:rPr>
         <w:t>Sistemas de partida de motores do tipo Estrela-Triângulo (controlando o tempo de transição).</w:t>
       </w:r>
+    </w:p>
+    <w:p>
+      <w:pPr>
+        <w:spacing w:after="0" w:line="240" w:lineRule="auto"/>
+        <w:jc w:val="both"/>
+        <w:rPr>
+          <w:rFonts w:ascii="Arial" w:hAnsi="Arial" w:cs="Arial"/>
+        </w:rPr>
+      </w:pPr>
     </w:p>
     <w:p>
       <w:pPr>
@@ -772,10 +2006,27 @@
           <w:ilvl w:val="1"/>
           <w:numId w:val="8"/>
         </w:numPr>
-      </w:pPr>
-      <w:r>
+        <w:spacing w:after="0" w:line="240" w:lineRule="auto"/>
+        <w:jc w:val="both"/>
+        <w:rPr>
+          <w:rFonts w:ascii="Arial" w:hAnsi="Arial" w:cs="Arial"/>
+        </w:rPr>
+      </w:pPr>
+      <w:r>
+        <w:rPr>
+          <w:rFonts w:ascii="Arial" w:hAnsi="Arial" w:cs="Arial"/>
+        </w:rPr>
         <w:t>Sequenciamento de esteiras industriais (ligar a esteira B 10 segundos depois da esteira A).</w:t>
       </w:r>
+    </w:p>
+    <w:p>
+      <w:pPr>
+        <w:spacing w:after="0" w:line="240" w:lineRule="auto"/>
+        <w:jc w:val="both"/>
+        <w:rPr>
+          <w:rFonts w:ascii="Arial" w:hAnsi="Arial" w:cs="Arial"/>
+        </w:rPr>
+      </w:pPr>
     </w:p>
     <w:p>
       <w:pPr>
@@ -783,25 +2034,77 @@
           <w:ilvl w:val="1"/>
           <w:numId w:val="8"/>
         </w:numPr>
-      </w:pPr>
-      <w:r>
+        <w:spacing w:after="0" w:line="240" w:lineRule="auto"/>
+        <w:jc w:val="both"/>
+        <w:rPr>
+          <w:rFonts w:ascii="Arial" w:hAnsi="Arial" w:cs="Arial"/>
+        </w:rPr>
+      </w:pPr>
+      <w:r>
+        <w:rPr>
+          <w:rFonts w:ascii="Arial" w:hAnsi="Arial" w:cs="Arial"/>
+        </w:rPr>
         <w:t>Sistemas de iluminação ou ventilação temporizada.</w:t>
       </w:r>
     </w:p>
     <w:p>
       <w:pPr>
-        <w:rPr>
-          <w:b/>
-          <w:bCs/>
-        </w:rPr>
-      </w:pPr>
-      <w:r>
-        <w:rPr>
-          <w:b/>
-          <w:bCs/>
-        </w:rPr>
-        <w:t>9. Relé Térmico (ou de Sobrecarga)</w:t>
-      </w:r>
+        <w:pBdr>
+          <w:bottom w:val="single" w:sz="6" w:space="1" w:color="auto"/>
+        </w:pBdr>
+        <w:spacing w:after="0" w:line="240" w:lineRule="auto"/>
+        <w:jc w:val="both"/>
+        <w:rPr>
+          <w:rFonts w:ascii="Arial" w:hAnsi="Arial" w:cs="Arial"/>
+        </w:rPr>
+      </w:pPr>
+    </w:p>
+    <w:p>
+      <w:pPr>
+        <w:spacing w:after="0" w:line="240" w:lineRule="auto"/>
+        <w:jc w:val="both"/>
+        <w:rPr>
+          <w:rFonts w:ascii="Arial" w:hAnsi="Arial" w:cs="Arial"/>
+        </w:rPr>
+      </w:pPr>
+    </w:p>
+    <w:p>
+      <w:pPr>
+        <w:spacing w:after="0" w:line="240" w:lineRule="auto"/>
+        <w:jc w:val="both"/>
+        <w:rPr>
+          <w:rFonts w:ascii="Arial" w:hAnsi="Arial" w:cs="Arial"/>
+          <w:b/>
+          <w:bCs/>
+        </w:rPr>
+      </w:pPr>
+      <w:r>
+        <w:rPr>
+          <w:rFonts w:ascii="Arial" w:hAnsi="Arial" w:cs="Arial"/>
+          <w:b/>
+          <w:bCs/>
+        </w:rPr>
+        <w:t>10</w:t>
+      </w:r>
+      <w:r>
+        <w:rPr>
+          <w:rFonts w:ascii="Arial" w:hAnsi="Arial" w:cs="Arial"/>
+          <w:b/>
+          <w:bCs/>
+        </w:rPr>
+        <w:t>. Relé Térmico (ou de Sobrecarga)</w:t>
+      </w:r>
+    </w:p>
+    <w:p>
+      <w:pPr>
+        <w:spacing w:after="0" w:line="240" w:lineRule="auto"/>
+        <w:jc w:val="both"/>
+        <w:rPr>
+          <w:rFonts w:ascii="Arial" w:hAnsi="Arial" w:cs="Arial"/>
+          <w:b/>
+          <w:bCs/>
+        </w:rPr>
+      </w:pPr>
     </w:p>
     <w:p>
       <w:pPr>
@@ -809,41 +2112,84 @@
           <w:ilvl w:val="0"/>
           <w:numId w:val="9"/>
         </w:numPr>
-      </w:pPr>
-      <w:r>
-        <w:rPr>
+        <w:spacing w:after="0" w:line="240" w:lineRule="auto"/>
+        <w:jc w:val="both"/>
+        <w:rPr>
+          <w:rFonts w:ascii="Arial" w:hAnsi="Arial" w:cs="Arial"/>
+        </w:rPr>
+      </w:pPr>
+      <w:r>
+        <w:rPr>
+          <w:rFonts w:ascii="Arial" w:hAnsi="Arial" w:cs="Arial"/>
           <w:b/>
           <w:bCs/>
         </w:rPr>
         <w:t>Conceito:</w:t>
       </w:r>
       <w:r>
-        <w:t xml:space="preserve"> É um dispositivo focado exclusivamente em salvar o motor de superaquecimentos causados por sobrecargas prolongadas. Ele possui </w:t>
-      </w:r>
-      <w:r>
-        <w:lastRenderedPageBreak/>
-        <w:t xml:space="preserve">lâminas bimetálicas internas que se dobram com o calor gerado pelo excesso de corrente; ao dobrarem, elas desarmam o circuito de comando do motor. </w:t>
-      </w:r>
-      <w:r>
-        <w:rPr>
+        <w:rPr>
+          <w:rFonts w:ascii="Arial" w:hAnsi="Arial" w:cs="Arial"/>
+        </w:rPr>
+        <w:t xml:space="preserve"> É um dispositivo focado exclusivamente em salvar o motor de superaquecimentos causados por sobrecargas prolongadas. Ele possui lâminas bimetálicas internas que se dobram com o calor gerado pelo excesso de corrente; ao dobrarem, elas desarmam o circuito de comando do motor. </w:t>
+      </w:r>
+    </w:p>
+    <w:p>
+      <w:pPr>
+        <w:spacing w:after="0" w:line="240" w:lineRule="auto"/>
+        <w:ind w:left="720"/>
+        <w:jc w:val="both"/>
+        <w:rPr>
+          <w:rFonts w:ascii="Arial" w:hAnsi="Arial" w:cs="Arial"/>
+        </w:rPr>
+      </w:pPr>
+    </w:p>
+    <w:p>
+      <w:pPr>
+        <w:spacing w:after="0" w:line="240" w:lineRule="auto"/>
+        <w:ind w:left="720"/>
+        <w:jc w:val="both"/>
+        <w:rPr>
+          <w:rFonts w:ascii="Arial" w:hAnsi="Arial" w:cs="Arial"/>
+        </w:rPr>
+      </w:pPr>
+      <w:r>
+        <w:rPr>
+          <w:rFonts w:ascii="Arial" w:hAnsi="Arial" w:cs="Arial"/>
           <w:b/>
           <w:bCs/>
         </w:rPr>
         <w:t>Nota de segurança:</w:t>
       </w:r>
       <w:r>
+        <w:rPr>
+          <w:rFonts w:ascii="Arial" w:hAnsi="Arial" w:cs="Arial"/>
+        </w:rPr>
         <w:t xml:space="preserve"> Ele </w:t>
       </w:r>
       <w:r>
         <w:rPr>
+          <w:rFonts w:ascii="Arial" w:hAnsi="Arial" w:cs="Arial"/>
           <w:i/>
           <w:iCs/>
         </w:rPr>
         <w:t>não</w:t>
       </w:r>
       <w:r>
+        <w:rPr>
+          <w:rFonts w:ascii="Arial" w:hAnsi="Arial" w:cs="Arial"/>
+        </w:rPr>
         <w:t xml:space="preserve"> protege contra curto-circuito, precisando sempre trabalhar em conjunto com um disjuntor ou fusível.</w:t>
       </w:r>
+    </w:p>
+    <w:p>
+      <w:pPr>
+        <w:spacing w:after="0" w:line="240" w:lineRule="auto"/>
+        <w:ind w:left="720"/>
+        <w:jc w:val="both"/>
+        <w:rPr>
+          <w:rFonts w:ascii="Arial" w:hAnsi="Arial" w:cs="Arial"/>
+        </w:rPr>
+      </w:pPr>
     </w:p>
     <w:p>
       <w:pPr>
@@ -851,14 +2197,30 @@
           <w:ilvl w:val="0"/>
           <w:numId w:val="9"/>
         </w:numPr>
-      </w:pPr>
-      <w:r>
-        <w:rPr>
+        <w:spacing w:after="0" w:line="240" w:lineRule="auto"/>
+        <w:jc w:val="both"/>
+        <w:rPr>
+          <w:rFonts w:ascii="Arial" w:hAnsi="Arial" w:cs="Arial"/>
+        </w:rPr>
+      </w:pPr>
+      <w:r>
+        <w:rPr>
+          <w:rFonts w:ascii="Arial" w:hAnsi="Arial" w:cs="Arial"/>
           <w:b/>
           <w:bCs/>
         </w:rPr>
         <w:t>Aplicações:</w:t>
       </w:r>
+    </w:p>
+    <w:p>
+      <w:pPr>
+        <w:spacing w:after="0" w:line="240" w:lineRule="auto"/>
+        <w:ind w:left="720"/>
+        <w:jc w:val="both"/>
+        <w:rPr>
+          <w:rFonts w:ascii="Arial" w:hAnsi="Arial" w:cs="Arial"/>
+        </w:rPr>
+      </w:pPr>
     </w:p>
     <w:p>
       <w:pPr>
@@ -866,12 +2228,28 @@
           <w:ilvl w:val="1"/>
           <w:numId w:val="9"/>
         </w:numPr>
-      </w:pPr>
-      <w:r>
+        <w:spacing w:after="0" w:line="240" w:lineRule="auto"/>
+        <w:jc w:val="both"/>
+        <w:rPr>
+          <w:rFonts w:ascii="Arial" w:hAnsi="Arial" w:cs="Arial"/>
+        </w:rPr>
+      </w:pPr>
+      <w:r>
+        <w:rPr>
+          <w:rFonts w:ascii="Arial" w:hAnsi="Arial" w:cs="Arial"/>
+        </w:rPr>
         <w:t>Proteção direta de motores elétricos, sendo montado logo abaixo do contator de potência no painel de comando.</w:t>
       </w:r>
     </w:p>
-    <w:p/>
+    <w:p>
+      <w:pPr>
+        <w:spacing w:after="0" w:line="240" w:lineRule="auto"/>
+        <w:jc w:val="both"/>
+        <w:rPr>
+          <w:rFonts w:ascii="Arial" w:hAnsi="Arial" w:cs="Arial"/>
+        </w:rPr>
+      </w:pPr>
+    </w:p>
     <w:sectPr>
       <w:pgSz w:w="11906" w:h="16838"/>
       <w:pgMar w:top="1417" w:right="1701" w:bottom="1417" w:left="1701" w:header="708" w:footer="708" w:gutter="0"/>
@@ -883,8 +2261,121 @@
 </file>
 
 <file path=word/numbering.xml><?xml version="1.0" encoding="utf-8"?>
-<w:numbering xmlns:wpc="http://schemas.microsoft.com/office/word/2010/wordprocessingCanvas" xmlns:cx="http://schemas.microsoft.com/office/drawing/2014/chartex" xmlns:cx1="http://schemas.microsoft.com/office/drawing/2015/9/8/chartex" xmlns:cx2="http://schemas.microsoft.com/office/drawing/2015/10/21/chartex" xmlns:cx3="http://schemas.microsoft.com/office/drawing/2016/5/9/chartex" xmlns:cx4="http://schemas.microsoft.com/office/drawing/2016/5/10/chartex" xmlns:cx5="http://schemas.microsoft.com/office/drawing/2016/5/11/chartex" xmlns:cx6="http://schemas.microsoft.com/office/drawing/2016/5/12/chartex" xmlns:cx7="http://schemas.microsoft.com/office/drawing/2016/5/13/chartex" xmlns:cx8="http://schemas.microsoft.com/office/drawing/2016/5/14/chartex" xmlns:mc="http://schemas.openxmlformats.org/markup-compatibility/2006" xmlns:aink="http://schemas.microsoft.com/office/drawing/2016/ink" xmlns:am3d="http://schemas.microsoft.com/office/drawing/2017/model3d" xmlns:o="urn:schemas-microsoft-com:office:office" xmlns:oel="http://schemas.microsoft.com/office/2019/extlst" xmlns:r="http://schemas.openxmlformats.org/officeDocument/2006/relationships" xmlns:m="http://schemas.openxmlformats.org/officeDocument/2006/math" xmlns:v="urn:schemas-microsoft-com:vml" xmlns:wp14="http://schemas.microsoft.com/office/word/2010/wordprocessingDrawing" xmlns:wp="http://schemas.openxmlformats.org/drawingml/2006/wordprocessingDrawing" xmlns:w10="urn:schemas-microsoft-com:office:word" xmlns:w="http://schemas.openxmlformats.org/wordprocessingml/2006/main" xmlns:w14="http://schemas.microsoft.com/office/word/2010/wordml" xmlns:w15="http://schemas.microsoft.com/office/word/2012/wordml" xmlns:w16cex="http://schemas.microsoft.com/office/word/2018/wordml/cex" xmlns:w16cid="http://schemas.microsoft.com/office/word/2016/wordml/cid" xmlns:w16="http://schemas.microsoft.com/office/word/2018/wordml" xmlns:w16sdtdh="http://schemas.microsoft.com/office/word/2020/wordml/sdtdatahash" xmlns:w16se="http://schemas.microsoft.com/office/word/2015/wordml/symex" xmlns:wpg="http://schemas.microsoft.com/office/word/2010/wordprocessingGroup" xmlns:wpi="http://schemas.microsoft.com/office/word/2010/wordprocessingInk" xmlns:wne="http://schemas.microsoft.com/office/word/2006/wordml" xmlns:wps="http://schemas.microsoft.com/office/word/2010/wordprocessingShape" mc:Ignorable="w14 w15 w16se w16cid w16 w16cex w16sdtdh wp14">
+<w:numbering xmlns:wpc="http://schemas.microsoft.com/office/word/2010/wordprocessingCanvas" xmlns:cx="http://schemas.microsoft.com/office/drawing/2014/chartex" xmlns:cx1="http://schemas.microsoft.com/office/drawing/2015/9/8/chartex" xmlns:cx2="http://schemas.microsoft.com/office/drawing/2015/10/21/chartex" xmlns:cx3="http://schemas.microsoft.com/office/drawing/2016/5/9/chartex" xmlns:cx4="http://schemas.microsoft.com/office/drawing/2016/5/10/chartex" xmlns:cx5="http://schemas.microsoft.com/office/drawing/2016/5/11/chartex" xmlns:cx6="http://schemas.microsoft.com/office/drawing/2016/5/12/chartex" xmlns:cx7="http://schemas.microsoft.com/office/drawing/2016/5/13/chartex" xmlns:cx8="http://schemas.microsoft.com/office/drawing/2016/5/14/chartex" xmlns:mc="http://schemas.openxmlformats.org/markup-compatibility/2006" xmlns:aink="http://schemas.microsoft.com/office/drawing/2016/ink" xmlns:am3d="http://schemas.microsoft.com/office/drawing/2017/model3d" xmlns:o="urn:schemas-microsoft-com:office:office" xmlns:oel="http://schemas.microsoft.com/office/2019/extlst" xmlns:r="http://schemas.openxmlformats.org/officeDocument/2006/relationships" xmlns:m="http://schemas.openxmlformats.org/officeDocument/2006/math" xmlns:v="urn:schemas-microsoft-com:vml" xmlns:wp14="http://schemas.microsoft.com/office/word/2010/wordprocessingDrawing" xmlns:wp="http://schemas.openxmlformats.org/drawingml/2006/wordprocessingDrawing" xmlns:w10="urn:schemas-microsoft-com:office:word" xmlns:w="http://schemas.openxmlformats.org/wordprocessingml/2006/main" xmlns:w14="http://schemas.microsoft.com/office/word/2010/wordml" xmlns:w15="http://schemas.microsoft.com/office/word/2012/wordml" xmlns:w16cex="http://schemas.microsoft.com/office/word/2018/wordml/cex" xmlns:w16cid="http://schemas.microsoft.com/office/word/2016/wordml/cid" xmlns:w16="http://schemas.microsoft.com/office/word/2018/wordml" xmlns:w16du="http://schemas.microsoft.com/office/word/2023/wordml/word16du" xmlns:w16sdtdh="http://schemas.microsoft.com/office/word/2020/wordml/sdtdatahash" xmlns:w16sdtfl="http://schemas.microsoft.com/office/word/2024/wordml/sdtformatlock" xmlns:w16se="http://schemas.microsoft.com/office/word/2015/wordml/symex" xmlns:wpg="http://schemas.microsoft.com/office/word/2010/wordprocessingGroup" xmlns:wpi="http://schemas.microsoft.com/office/word/2010/wordprocessingInk" xmlns:wne="http://schemas.microsoft.com/office/word/2006/wordml" xmlns:wps="http://schemas.microsoft.com/office/word/2010/wordprocessingShape" mc:Ignorable="w14 w15 w16se w16cid w16 w16cex w16sdtdh w16sdtfl w16du wp14">
   <w:abstractNum w:abstractNumId="0" w15:restartNumberingAfterBreak="0">
+    <w:nsid w:val="008110F0"/>
+    <w:multiLevelType w:val="hybridMultilevel"/>
+    <w:tmpl w:val="07DE0DE2"/>
+    <w:lvl w:ilvl="0" w:tplc="04160003">
+      <w:start w:val="1"/>
+      <w:numFmt w:val="bullet"/>
+      <w:lvlText w:val="o"/>
+      <w:lvlJc w:val="left"/>
+      <w:pPr>
+        <w:ind w:left="1440" w:hanging="360"/>
+      </w:pPr>
+      <w:rPr>
+        <w:rFonts w:ascii="Courier New" w:hAnsi="Courier New" w:cs="Courier New" w:hint="default"/>
+      </w:rPr>
+    </w:lvl>
+    <w:lvl w:ilvl="1" w:tplc="FFFFFFFF" w:tentative="1">
+      <w:start w:val="1"/>
+      <w:numFmt w:val="bullet"/>
+      <w:lvlText w:val="o"/>
+      <w:lvlJc w:val="left"/>
+      <w:pPr>
+        <w:ind w:left="2160" w:hanging="360"/>
+      </w:pPr>
+      <w:rPr>
+        <w:rFonts w:ascii="Courier New" w:hAnsi="Courier New" w:cs="Courier New" w:hint="default"/>
+      </w:rPr>
+    </w:lvl>
+    <w:lvl w:ilvl="2" w:tplc="FFFFFFFF" w:tentative="1">
+      <w:start w:val="1"/>
+      <w:numFmt w:val="bullet"/>
+      <w:lvlText w:val=""/>
+      <w:lvlJc w:val="left"/>
+      <w:pPr>
+        <w:ind w:left="2880" w:hanging="360"/>
+      </w:pPr>
+      <w:rPr>
+        <w:rFonts w:ascii="Wingdings" w:hAnsi="Wingdings" w:hint="default"/>
+      </w:rPr>
+    </w:lvl>
+    <w:lvl w:ilvl="3" w:tplc="FFFFFFFF" w:tentative="1">
+      <w:start w:val="1"/>
+      <w:numFmt w:val="bullet"/>
+      <w:lvlText w:val=""/>
+      <w:lvlJc w:val="left"/>
+      <w:pPr>
+        <w:ind w:left="3600" w:hanging="360"/>
+      </w:pPr>
+      <w:rPr>
+        <w:rFonts w:ascii="Symbol" w:hAnsi="Symbol" w:hint="default"/>
+      </w:rPr>
+    </w:lvl>
+    <w:lvl w:ilvl="4" w:tplc="FFFFFFFF" w:tentative="1">
+      <w:start w:val="1"/>
+      <w:numFmt w:val="bullet"/>
+      <w:lvlText w:val="o"/>
+      <w:lvlJc w:val="left"/>
+      <w:pPr>
+        <w:ind w:left="4320" w:hanging="360"/>
+      </w:pPr>
+      <w:rPr>
+        <w:rFonts w:ascii="Courier New" w:hAnsi="Courier New" w:cs="Courier New" w:hint="default"/>
+      </w:rPr>
+    </w:lvl>
+    <w:lvl w:ilvl="5" w:tplc="FFFFFFFF" w:tentative="1">
+      <w:start w:val="1"/>
+      <w:numFmt w:val="bullet"/>
+      <w:lvlText w:val=""/>
+      <w:lvlJc w:val="left"/>
+      <w:pPr>
+        <w:ind w:left="5040" w:hanging="360"/>
+      </w:pPr>
+      <w:rPr>
+        <w:rFonts w:ascii="Wingdings" w:hAnsi="Wingdings" w:hint="default"/>
+      </w:rPr>
+    </w:lvl>
+    <w:lvl w:ilvl="6" w:tplc="FFFFFFFF" w:tentative="1">
+      <w:start w:val="1"/>
+      <w:numFmt w:val="bullet"/>
+      <w:lvlText w:val=""/>
+      <w:lvlJc w:val="left"/>
+      <w:pPr>
+        <w:ind w:left="5760" w:hanging="360"/>
+      </w:pPr>
+      <w:rPr>
+        <w:rFonts w:ascii="Symbol" w:hAnsi="Symbol" w:hint="default"/>
+      </w:rPr>
+    </w:lvl>
+    <w:lvl w:ilvl="7" w:tplc="FFFFFFFF" w:tentative="1">
+      <w:start w:val="1"/>
+      <w:numFmt w:val="bullet"/>
+      <w:lvlText w:val="o"/>
+      <w:lvlJc w:val="left"/>
+      <w:pPr>
+        <w:ind w:left="6480" w:hanging="360"/>
+      </w:pPr>
+      <w:rPr>
+        <w:rFonts w:ascii="Courier New" w:hAnsi="Courier New" w:cs="Courier New" w:hint="default"/>
+      </w:rPr>
+    </w:lvl>
+    <w:lvl w:ilvl="8" w:tplc="FFFFFFFF" w:tentative="1">
+      <w:start w:val="1"/>
+      <w:numFmt w:val="bullet"/>
+      <w:lvlText w:val=""/>
+      <w:lvlJc w:val="left"/>
+      <w:pPr>
+        <w:ind w:left="7200" w:hanging="360"/>
+      </w:pPr>
+      <w:rPr>
+        <w:rFonts w:ascii="Wingdings" w:hAnsi="Wingdings" w:hint="default"/>
+      </w:rPr>
+    </w:lvl>
+  </w:abstractNum>
+  <w:abstractNum w:abstractNumId="1" w15:restartNumberingAfterBreak="0">
     <w:nsid w:val="0C9A1676"/>
     <w:multiLevelType w:val="multilevel"/>
     <w:tmpl w:val="B6FC6908"/>
@@ -1033,7 +2524,120 @@
       </w:rPr>
     </w:lvl>
   </w:abstractNum>
-  <w:abstractNum w:abstractNumId="1" w15:restartNumberingAfterBreak="0">
+  <w:abstractNum w:abstractNumId="2" w15:restartNumberingAfterBreak="0">
+    <w:nsid w:val="12C11BD1"/>
+    <w:multiLevelType w:val="hybridMultilevel"/>
+    <w:tmpl w:val="D7A44394"/>
+    <w:lvl w:ilvl="0" w:tplc="04160001">
+      <w:start w:val="1"/>
+      <w:numFmt w:val="bullet"/>
+      <w:lvlText w:val=""/>
+      <w:lvlJc w:val="left"/>
+      <w:pPr>
+        <w:ind w:left="720" w:hanging="360"/>
+      </w:pPr>
+      <w:rPr>
+        <w:rFonts w:ascii="Symbol" w:hAnsi="Symbol" w:hint="default"/>
+      </w:rPr>
+    </w:lvl>
+    <w:lvl w:ilvl="1" w:tplc="04160003" w:tentative="1">
+      <w:start w:val="1"/>
+      <w:numFmt w:val="bullet"/>
+      <w:lvlText w:val="o"/>
+      <w:lvlJc w:val="left"/>
+      <w:pPr>
+        <w:ind w:left="1440" w:hanging="360"/>
+      </w:pPr>
+      <w:rPr>
+        <w:rFonts w:ascii="Courier New" w:hAnsi="Courier New" w:cs="Courier New" w:hint="default"/>
+      </w:rPr>
+    </w:lvl>
+    <w:lvl w:ilvl="2" w:tplc="04160005" w:tentative="1">
+      <w:start w:val="1"/>
+      <w:numFmt w:val="bullet"/>
+      <w:lvlText w:val=""/>
+      <w:lvlJc w:val="left"/>
+      <w:pPr>
+        <w:ind w:left="2160" w:hanging="360"/>
+      </w:pPr>
+      <w:rPr>
+        <w:rFonts w:ascii="Wingdings" w:hAnsi="Wingdings" w:hint="default"/>
+      </w:rPr>
+    </w:lvl>
+    <w:lvl w:ilvl="3" w:tplc="04160001" w:tentative="1">
+      <w:start w:val="1"/>
+      <w:numFmt w:val="bullet"/>
+      <w:lvlText w:val=""/>
+      <w:lvlJc w:val="left"/>
+      <w:pPr>
+        <w:ind w:left="2880" w:hanging="360"/>
+      </w:pPr>
+      <w:rPr>
+        <w:rFonts w:ascii="Symbol" w:hAnsi="Symbol" w:hint="default"/>
+      </w:rPr>
+    </w:lvl>
+    <w:lvl w:ilvl="4" w:tplc="04160003" w:tentative="1">
+      <w:start w:val="1"/>
+      <w:numFmt w:val="bullet"/>
+      <w:lvlText w:val="o"/>
+      <w:lvlJc w:val="left"/>
+      <w:pPr>
+        <w:ind w:left="3600" w:hanging="360"/>
+      </w:pPr>
+      <w:rPr>
+        <w:rFonts w:ascii="Courier New" w:hAnsi="Courier New" w:cs="Courier New" w:hint="default"/>
+      </w:rPr>
+    </w:lvl>
+    <w:lvl w:ilvl="5" w:tplc="04160005" w:tentative="1">
+      <w:start w:val="1"/>
+      <w:numFmt w:val="bullet"/>
+      <w:lvlText w:val=""/>
+      <w:lvlJc w:val="left"/>
+      <w:pPr>
+        <w:ind w:left="4320" w:hanging="360"/>
+      </w:pPr>
+      <w:rPr>
+        <w:rFonts w:ascii="Wingdings" w:hAnsi="Wingdings" w:hint="default"/>
+      </w:rPr>
+    </w:lvl>
+    <w:lvl w:ilvl="6" w:tplc="04160001" w:tentative="1">
+      <w:start w:val="1"/>
+      <w:numFmt w:val="bullet"/>
+      <w:lvlText w:val=""/>
+      <w:lvlJc w:val="left"/>
+      <w:pPr>
+        <w:ind w:left="5040" w:hanging="360"/>
+      </w:pPr>
+      <w:rPr>
+        <w:rFonts w:ascii="Symbol" w:hAnsi="Symbol" w:hint="default"/>
+      </w:rPr>
+    </w:lvl>
+    <w:lvl w:ilvl="7" w:tplc="04160003" w:tentative="1">
+      <w:start w:val="1"/>
+      <w:numFmt w:val="bullet"/>
+      <w:lvlText w:val="o"/>
+      <w:lvlJc w:val="left"/>
+      <w:pPr>
+        <w:ind w:left="5760" w:hanging="360"/>
+      </w:pPr>
+      <w:rPr>
+        <w:rFonts w:ascii="Courier New" w:hAnsi="Courier New" w:cs="Courier New" w:hint="default"/>
+      </w:rPr>
+    </w:lvl>
+    <w:lvl w:ilvl="8" w:tplc="04160005" w:tentative="1">
+      <w:start w:val="1"/>
+      <w:numFmt w:val="bullet"/>
+      <w:lvlText w:val=""/>
+      <w:lvlJc w:val="left"/>
+      <w:pPr>
+        <w:ind w:left="6480" w:hanging="360"/>
+      </w:pPr>
+      <w:rPr>
+        <w:rFonts w:ascii="Wingdings" w:hAnsi="Wingdings" w:hint="default"/>
+      </w:rPr>
+    </w:lvl>
+  </w:abstractNum>
+  <w:abstractNum w:abstractNumId="3" w15:restartNumberingAfterBreak="0">
     <w:nsid w:val="1AC10B3B"/>
     <w:multiLevelType w:val="multilevel"/>
     <w:tmpl w:val="0DC0BBE8"/>
@@ -1182,7 +2786,7 @@
       </w:rPr>
     </w:lvl>
   </w:abstractNum>
-  <w:abstractNum w:abstractNumId="2" w15:restartNumberingAfterBreak="0">
+  <w:abstractNum w:abstractNumId="4" w15:restartNumberingAfterBreak="0">
     <w:nsid w:val="1E380A22"/>
     <w:multiLevelType w:val="multilevel"/>
     <w:tmpl w:val="E0580CD6"/>
@@ -1331,7 +2935,7 @@
       </w:rPr>
     </w:lvl>
   </w:abstractNum>
-  <w:abstractNum w:abstractNumId="3" w15:restartNumberingAfterBreak="0">
+  <w:abstractNum w:abstractNumId="5" w15:restartNumberingAfterBreak="0">
     <w:nsid w:val="2263581F"/>
     <w:multiLevelType w:val="multilevel"/>
     <w:tmpl w:val="C60E881E"/>
@@ -1480,7 +3084,7 @@
       </w:rPr>
     </w:lvl>
   </w:abstractNum>
-  <w:abstractNum w:abstractNumId="4" w15:restartNumberingAfterBreak="0">
+  <w:abstractNum w:abstractNumId="6" w15:restartNumberingAfterBreak="0">
     <w:nsid w:val="24AF781E"/>
     <w:multiLevelType w:val="multilevel"/>
     <w:tmpl w:val="B4803BD8"/>
@@ -1516,7 +3120,7 @@
         <w:sz w:val="20"/>
       </w:rPr>
     </w:lvl>
-    <w:lvl w:ilvl="2" w:tentative="1">
+    <w:lvl w:ilvl="2">
       <w:start w:val="1"/>
       <w:numFmt w:val="bullet"/>
       <w:lvlText w:val=""/>
@@ -1629,7 +3233,7 @@
       </w:rPr>
     </w:lvl>
   </w:abstractNum>
-  <w:abstractNum w:abstractNumId="5" w15:restartNumberingAfterBreak="0">
+  <w:abstractNum w:abstractNumId="7" w15:restartNumberingAfterBreak="0">
     <w:nsid w:val="3AAF1911"/>
     <w:multiLevelType w:val="multilevel"/>
     <w:tmpl w:val="C4CEB1DC"/>
@@ -1778,7 +3382,7 @@
       </w:rPr>
     </w:lvl>
   </w:abstractNum>
-  <w:abstractNum w:abstractNumId="6" w15:restartNumberingAfterBreak="0">
+  <w:abstractNum w:abstractNumId="8" w15:restartNumberingAfterBreak="0">
     <w:nsid w:val="3BD46AAA"/>
     <w:multiLevelType w:val="multilevel"/>
     <w:tmpl w:val="A79458B0"/>
@@ -1927,7 +3531,7 @@
       </w:rPr>
     </w:lvl>
   </w:abstractNum>
-  <w:abstractNum w:abstractNumId="7" w15:restartNumberingAfterBreak="0">
+  <w:abstractNum w:abstractNumId="9" w15:restartNumberingAfterBreak="0">
     <w:nsid w:val="449264CB"/>
     <w:multiLevelType w:val="multilevel"/>
     <w:tmpl w:val="34C25C66"/>
@@ -2076,7 +3680,7 @@
       </w:rPr>
     </w:lvl>
   </w:abstractNum>
-  <w:abstractNum w:abstractNumId="8" w15:restartNumberingAfterBreak="0">
+  <w:abstractNum w:abstractNumId="10" w15:restartNumberingAfterBreak="0">
     <w:nsid w:val="4BA00372"/>
     <w:multiLevelType w:val="multilevel"/>
     <w:tmpl w:val="C76612E6"/>
@@ -2226,37 +3830,43 @@
     </w:lvl>
   </w:abstractNum>
   <w:num w:numId="1" w16cid:durableId="385378716">
+    <w:abstractNumId w:val="6"/>
+  </w:num>
+  <w:num w:numId="2" w16cid:durableId="556431802">
+    <w:abstractNumId w:val="9"/>
+  </w:num>
+  <w:num w:numId="3" w16cid:durableId="753863981">
+    <w:abstractNumId w:val="5"/>
+  </w:num>
+  <w:num w:numId="4" w16cid:durableId="2037269066">
+    <w:abstractNumId w:val="8"/>
+  </w:num>
+  <w:num w:numId="5" w16cid:durableId="777257216">
+    <w:abstractNumId w:val="10"/>
+  </w:num>
+  <w:num w:numId="6" w16cid:durableId="753891580">
+    <w:abstractNumId w:val="3"/>
+  </w:num>
+  <w:num w:numId="7" w16cid:durableId="1659646452">
+    <w:abstractNumId w:val="7"/>
+  </w:num>
+  <w:num w:numId="8" w16cid:durableId="1953586645">
     <w:abstractNumId w:val="4"/>
   </w:num>
-  <w:num w:numId="2" w16cid:durableId="556431802">
-    <w:abstractNumId w:val="7"/>
-  </w:num>
-  <w:num w:numId="3" w16cid:durableId="753863981">
-    <w:abstractNumId w:val="3"/>
-  </w:num>
-  <w:num w:numId="4" w16cid:durableId="2037269066">
-    <w:abstractNumId w:val="6"/>
-  </w:num>
-  <w:num w:numId="5" w16cid:durableId="777257216">
-    <w:abstractNumId w:val="8"/>
-  </w:num>
-  <w:num w:numId="6" w16cid:durableId="753891580">
+  <w:num w:numId="9" w16cid:durableId="1879538685">
     <w:abstractNumId w:val="1"/>
   </w:num>
-  <w:num w:numId="7" w16cid:durableId="1659646452">
-    <w:abstractNumId w:val="5"/>
-  </w:num>
-  <w:num w:numId="8" w16cid:durableId="1953586645">
+  <w:num w:numId="10" w16cid:durableId="1818304667">
     <w:abstractNumId w:val="2"/>
   </w:num>
-  <w:num w:numId="9" w16cid:durableId="1879538685">
+  <w:num w:numId="11" w16cid:durableId="1839347151">
     <w:abstractNumId w:val="0"/>
   </w:num>
 </w:numbering>
 </file>
 
 <file path=word/styles.xml><?xml version="1.0" encoding="utf-8"?>
-<w:styles xmlns:mc="http://schemas.openxmlformats.org/markup-compatibility/2006" xmlns:r="http://schemas.openxmlformats.org/officeDocument/2006/relationships" xmlns:w="http://schemas.openxmlformats.org/wordprocessingml/2006/main" xmlns:w14="http://schemas.microsoft.com/office/word/2010/wordml" xmlns:w15="http://schemas.microsoft.com/office/word/2012/wordml" xmlns:w16cex="http://schemas.microsoft.com/office/word/2018/wordml/cex" xmlns:w16cid="http://schemas.microsoft.com/office/word/2016/wordml/cid" xmlns:w16="http://schemas.microsoft.com/office/word/2018/wordml" xmlns:w16sdtdh="http://schemas.microsoft.com/office/word/2020/wordml/sdtdatahash" xmlns:w16se="http://schemas.microsoft.com/office/word/2015/wordml/symex" mc:Ignorable="w14 w15 w16se w16cid w16 w16cex w16sdtdh">
+<w:styles xmlns:mc="http://schemas.openxmlformats.org/markup-compatibility/2006" xmlns:r="http://schemas.openxmlformats.org/officeDocument/2006/relationships" xmlns:w="http://schemas.openxmlformats.org/wordprocessingml/2006/main" xmlns:w14="http://schemas.microsoft.com/office/word/2010/wordml" xmlns:w15="http://schemas.microsoft.com/office/word/2012/wordml" xmlns:w16cex="http://schemas.microsoft.com/office/word/2018/wordml/cex" xmlns:w16cid="http://schemas.microsoft.com/office/word/2016/wordml/cid" xmlns:w16="http://schemas.microsoft.com/office/word/2018/wordml" xmlns:w16du="http://schemas.microsoft.com/office/word/2023/wordml/word16du" xmlns:w16sdtdh="http://schemas.microsoft.com/office/word/2020/wordml/sdtdatahash" xmlns:w16sdtfl="http://schemas.microsoft.com/office/word/2024/wordml/sdtformatlock" xmlns:w16se="http://schemas.microsoft.com/office/word/2015/wordml/symex" mc:Ignorable="w14 w15 w16se w16cid w16 w16cex w16sdtdh w16sdtfl w16du">
   <w:docDefaults>
     <w:rPrDefault>
       <w:rPr>
@@ -2857,7 +4467,6 @@
   <w:style w:type="character" w:default="1" w:styleId="Fontepargpadro">
     <w:name w:val="Default Paragraph Font"/>
     <w:uiPriority w:val="1"/>
-    <w:semiHidden/>
     <w:unhideWhenUsed/>
   </w:style>
   <w:style w:type="table" w:default="1" w:styleId="Tabelanormal">
